--- a/лаб 6/Отчет 6.docx
+++ b/лаб 6/Отчет 6.docx
@@ -817,18 +817,77 @@
         </w:numPr>
         <w:ind w:right="424"/>
         <w:rPr>
-          <w:rFonts w:ascii="Times New Roman" w:hAnsi="Times New Roman" w:cs="Times New Roman"/>
-          <w:sz w:val="28"/>
-          <w:szCs w:val="28"/>
-        </w:rPr>
-      </w:pPr>
-      <w:r>
-        <w:rPr>
-          <w:rFonts w:ascii="Times New Roman" w:hAnsi="Times New Roman" w:cs="Times New Roman"/>
-          <w:sz w:val="28"/>
-          <w:szCs w:val="28"/>
-        </w:rPr>
-        <w:t xml:space="preserve">Выполнена разбивка </w:t>
+          <w:rFonts w:cs="Times New Roman"/>
+          <w:sz w:val="28"/>
+          <w:szCs w:val="28"/>
+        </w:rPr>
+      </w:pPr>
+      <w:r>
+        <w:rPr>
+          <w:rFonts w:ascii="Times New Roman" w:hAnsi="Times New Roman" w:cs="Times New Roman"/>
+          <w:sz w:val="28"/>
+          <w:szCs w:val="28"/>
+        </w:rPr>
+        <w:t xml:space="preserve">Выяснен имя </w:t>
+      </w:r>
+      <w:r>
+        <w:rPr>
+          <w:rFonts w:ascii="Times New Roman" w:hAnsi="Times New Roman" w:cs="Times New Roman"/>
+          <w:sz w:val="28"/>
+          <w:szCs w:val="28"/>
+          <w:lang w:val="en-US"/>
+        </w:rPr>
+        <w:t>sd</w:t>
+      </w:r>
+      <w:r>
+        <w:rPr>
+          <w:rFonts w:ascii="Times New Roman" w:hAnsi="Times New Roman" w:cs="Times New Roman"/>
+          <w:sz w:val="28"/>
+          <w:szCs w:val="28"/>
+        </w:rPr>
+        <w:t xml:space="preserve"> карты командой </w:t>
+      </w:r>
+      <w:r>
+        <w:rPr>
+          <w:rFonts w:ascii="Cascadia Code" w:hAnsi="Cascadia Code" w:cs="Cascadia Code"/>
+          <w:sz w:val="28"/>
+          <w:szCs w:val="28"/>
+          <w:lang w:val="en-US"/>
+        </w:rPr>
+        <w:t>lsblk</w:t>
+      </w:r>
+      <w:r>
+        <w:rPr>
+          <w:rFonts w:ascii="Times New Roman" w:hAnsi="Times New Roman" w:cs="Times New Roman"/>
+          <w:sz w:val="28"/>
+          <w:szCs w:val="28"/>
+        </w:rPr>
+        <w:t xml:space="preserve">. </w:t>
+      </w:r>
+      <w:r>
+        <w:rPr>
+          <w:rFonts w:ascii="Times New Roman" w:hAnsi="Times New Roman" w:cs="Times New Roman"/>
+          <w:sz w:val="28"/>
+          <w:szCs w:val="28"/>
+        </w:rPr>
+        <w:t xml:space="preserve">Посмотрев на размер накопителя в списке и сравнив с тем, что написано на самой карте (32 </w:t>
+      </w:r>
+      <w:r>
+        <w:rPr>
+          <w:rFonts w:ascii="Times New Roman" w:hAnsi="Times New Roman" w:cs="Times New Roman"/>
+          <w:sz w:val="28"/>
+          <w:szCs w:val="28"/>
+          <w:lang w:val="en-US"/>
+        </w:rPr>
+        <w:t>GB</w:t>
+      </w:r>
+      <w:r>
+        <w:rPr>
+          <w:rFonts w:ascii="Times New Roman" w:hAnsi="Times New Roman" w:cs="Times New Roman"/>
+          <w:sz w:val="28"/>
+          <w:szCs w:val="28"/>
+        </w:rPr>
+        <w:t xml:space="preserve">), был сделан вывод, что </w:t>
       </w:r>
       <w:r>
         <w:rPr>
@@ -845,40 +904,16 @@
           <w:sz w:val="28"/>
           <w:szCs w:val="28"/>
         </w:rPr>
-        <w:t>-</w:t>
-      </w:r>
-      <w:r>
-        <w:rPr>
-          <w:rFonts w:ascii="Times New Roman" w:hAnsi="Times New Roman" w:cs="Times New Roman"/>
-          <w:sz w:val="28"/>
-          <w:szCs w:val="28"/>
-        </w:rPr>
-        <w:t xml:space="preserve">карты: предварительно заполнено начало (10 Мегабайт) нулями, чтобы гарантированно уничтожить таблицу разделов. </w:t>
-      </w:r>
-      <w:r>
-        <w:rPr>
-          <w:rFonts w:ascii="Cascadia Code" w:hAnsi="Cascadia Code" w:cs="Cascadia Code"/>
-          <w:sz w:val="28"/>
-          <w:szCs w:val="28"/>
-        </w:rPr>
-        <w:t>dd if=/dev/zero of=/dev/sd</w:t>
-      </w:r>
-      <w:r>
-        <w:rPr>
-          <w:rFonts w:ascii="Cascadia Code" w:hAnsi="Cascadia Code" w:cs="Cascadia Code"/>
-          <w:sz w:val="28"/>
-          <w:szCs w:val="28"/>
-          <w:lang w:val="en-US"/>
-        </w:rPr>
-        <w:t>d</w:t>
-      </w:r>
-      <w:r>
-        <w:rPr>
-          <w:rFonts w:ascii="Cascadia Code" w:hAnsi="Cascadia Code" w:cs="Cascadia Code"/>
-          <w:sz w:val="28"/>
-          <w:szCs w:val="28"/>
-        </w:rPr>
-        <w:t xml:space="preserve"> bs=1M count=10</w:t>
+        <w:t xml:space="preserve"> карта имеет имя </w:t>
+      </w:r>
+      <w:r>
+        <w:rPr>
+          <w:rFonts w:ascii="Cascadia Code" w:hAnsi="Cascadia Code" w:cs="Cascadia Code"/>
+          <w:sz w:val="28"/>
+          <w:szCs w:val="28"/>
+          <w:lang w:val="en-US"/>
+        </w:rPr>
+        <w:t>sdd</w:t>
       </w:r>
       <w:r>
         <w:rPr>
@@ -887,6 +922,69 @@
           <w:szCs w:val="28"/>
         </w:rPr>
         <w:t>.</w:t>
+      </w:r>
+      <w:r>
+        <w:rPr>
+          <w:rFonts w:ascii="Times New Roman" w:eastAsia="Times New Roman" w:hAnsi="Times New Roman" w:cs="Times New Roman"/>
+          <w:kern w:val="0"/>
+          <w:lang w:eastAsia="ru-RU" w:bidi="ar-SA"/>
+        </w:rPr>
+        <w:t xml:space="preserve"> </w:t>
+      </w:r>
+      <w:r>
+        <w:rPr>
+          <w:rFonts w:cs="Times New Roman"/>
+          <w:sz w:val="28"/>
+          <w:szCs w:val="28"/>
+        </w:rPr>
+        <w:drawing>
+          <wp:inline distT="0" distB="0" distL="0" distR="0" wp14:anchorId="5FE64E2A" wp14:editId="5597676D">
+            <wp:extent cx="6048375" cy="3829050"/>
+            <wp:effectExtent l="0" t="0" r="9525" b="0"/>
+            <wp:docPr id="1919237713" name="Рисунок 2"/>
+            <wp:cNvGraphicFramePr>
+              <a:graphicFrameLocks xmlns:a="http://schemas.openxmlformats.org/drawingml/2006/main" noChangeAspect="1"/>
+            </wp:cNvGraphicFramePr>
+            <a:graphic xmlns:a="http://schemas.openxmlformats.org/drawingml/2006/main">
+              <a:graphicData uri="http://schemas.openxmlformats.org/drawingml/2006/picture">
+                <pic:pic xmlns:pic="http://schemas.openxmlformats.org/drawingml/2006/picture">
+                  <pic:nvPicPr>
+                    <pic:cNvPr id="0" name="Picture 6"/>
+                    <pic:cNvPicPr>
+                      <a:picLocks noChangeAspect="1" noChangeArrowheads="1"/>
+                    </pic:cNvPicPr>
+                  </pic:nvPicPr>
+                  <pic:blipFill>
+                    <a:blip r:embed="rId6">
+                      <a:extLst>
+                        <a:ext uri="{28A0092B-C50C-407E-A947-70E740481C1C}">
+                          <a14:useLocalDpi xmlns:a14="http://schemas.microsoft.com/office/drawing/2010/main" val="0"/>
+                        </a:ext>
+                      </a:extLst>
+                    </a:blip>
+                    <a:srcRect/>
+                    <a:stretch>
+                      <a:fillRect/>
+                    </a:stretch>
+                  </pic:blipFill>
+                  <pic:spPr bwMode="auto">
+                    <a:xfrm>
+                      <a:off x="0" y="0"/>
+                      <a:ext cx="6048375" cy="3829050"/>
+                    </a:xfrm>
+                    <a:prstGeom prst="rect">
+                      <a:avLst/>
+                    </a:prstGeom>
+                    <a:noFill/>
+                    <a:ln>
+                      <a:noFill/>
+                    </a:ln>
+                  </pic:spPr>
+                </pic:pic>
+              </a:graphicData>
+            </a:graphic>
+          </wp:inline>
+        </w:drawing>
       </w:r>
     </w:p>
     <w:p>
@@ -898,38 +996,51 @@
         </w:numPr>
         <w:ind w:right="424"/>
         <w:rPr>
-          <w:rFonts w:ascii="Times New Roman" w:hAnsi="Times New Roman" w:cs="Times New Roman"/>
-          <w:sz w:val="28"/>
-          <w:szCs w:val="28"/>
-        </w:rPr>
-      </w:pPr>
-      <w:r>
-        <w:rPr>
-          <w:rFonts w:ascii="Times New Roman" w:hAnsi="Times New Roman" w:cs="Times New Roman"/>
-          <w:sz w:val="28"/>
-          <w:szCs w:val="28"/>
-        </w:rPr>
-        <w:t>Разбивка карты на 2 раздела: первый 100 МБ, второй всё оставшееся место в размере 29.6 ГБ.</w:t>
-      </w:r>
-    </w:p>
-    <w:p>
-      <w:pPr>
-        <w:pStyle w:val="af0"/>
-        <w:ind w:right="424"/>
-        <w:rPr>
-          <w:rFonts w:ascii="Cascadia Code" w:hAnsi="Cascadia Code" w:cs="Cascadia Code"/>
-          <w:sz w:val="28"/>
-          <w:szCs w:val="28"/>
-          <w:lang w:val="en-US"/>
-        </w:rPr>
-      </w:pPr>
-      <w:r>
-        <w:rPr>
-          <w:rFonts w:ascii="Cascadia Code" w:hAnsi="Cascadia Code" w:cs="Cascadia Code"/>
-          <w:sz w:val="28"/>
-          <w:szCs w:val="28"/>
-        </w:rPr>
-        <w:t>fdisk /dev/sd</w:t>
+          <w:rFonts w:cs="Times New Roman"/>
+          <w:sz w:val="28"/>
+          <w:szCs w:val="28"/>
+        </w:rPr>
+      </w:pPr>
+      <w:r>
+        <w:rPr>
+          <w:rFonts w:ascii="Times New Roman" w:hAnsi="Times New Roman" w:cs="Times New Roman"/>
+          <w:sz w:val="28"/>
+          <w:szCs w:val="28"/>
+        </w:rPr>
+        <w:t xml:space="preserve">Выполнена разбивка </w:t>
+      </w:r>
+      <w:r>
+        <w:rPr>
+          <w:rFonts w:ascii="Times New Roman" w:hAnsi="Times New Roman" w:cs="Times New Roman"/>
+          <w:sz w:val="28"/>
+          <w:szCs w:val="28"/>
+          <w:lang w:val="en-US"/>
+        </w:rPr>
+        <w:t>SD</w:t>
+      </w:r>
+      <w:r>
+        <w:rPr>
+          <w:rFonts w:ascii="Times New Roman" w:hAnsi="Times New Roman" w:cs="Times New Roman"/>
+          <w:sz w:val="28"/>
+          <w:szCs w:val="28"/>
+        </w:rPr>
+        <w:t>-</w:t>
+      </w:r>
+      <w:r>
+        <w:rPr>
+          <w:rFonts w:ascii="Times New Roman" w:hAnsi="Times New Roman" w:cs="Times New Roman"/>
+          <w:sz w:val="28"/>
+          <w:szCs w:val="28"/>
+        </w:rPr>
+        <w:t xml:space="preserve">карты: предварительно заполнено начало (10 Мегабайт) нулями, чтобы гарантированно уничтожить таблицу разделов. </w:t>
+      </w:r>
+      <w:r>
+        <w:rPr>
+          <w:rFonts w:ascii="Cascadia Code" w:hAnsi="Cascadia Code" w:cs="Cascadia Code"/>
+          <w:sz w:val="28"/>
+          <w:szCs w:val="28"/>
+        </w:rPr>
+        <w:t>dd if=/dev/zero of=/dev/sd</w:t>
       </w:r>
       <w:r>
         <w:rPr>
@@ -940,257 +1051,84 @@
         </w:rPr>
         <w:t>d</w:t>
       </w:r>
-    </w:p>
-    <w:p>
-      <w:pPr>
-        <w:pStyle w:val="af0"/>
-        <w:ind w:right="424"/>
-        <w:rPr>
-          <w:rFonts w:ascii="Cascadia Code" w:hAnsi="Cascadia Code" w:cs="Cascadia Code"/>
-          <w:sz w:val="28"/>
-          <w:szCs w:val="28"/>
-          <w:lang w:val="en-US"/>
-        </w:rPr>
-      </w:pPr>
-      <w:r>
-        <w:rPr>
-          <w:rFonts w:ascii="Cascadia Code" w:hAnsi="Cascadia Code" w:cs="Cascadia Code"/>
-          <w:sz w:val="28"/>
-          <w:szCs w:val="28"/>
-          <w:lang w:val="en-US"/>
-        </w:rPr>
-        <w:t>o</w:t>
-      </w:r>
-    </w:p>
-    <w:p>
-      <w:pPr>
-        <w:pStyle w:val="af0"/>
-        <w:ind w:right="424"/>
-        <w:rPr>
-          <w:rFonts w:ascii="Cascadia Code" w:hAnsi="Cascadia Code" w:cs="Cascadia Code"/>
-          <w:sz w:val="28"/>
-          <w:szCs w:val="28"/>
-          <w:lang w:val="en-US"/>
-        </w:rPr>
-      </w:pPr>
-      <w:r>
-        <w:rPr>
-          <w:rFonts w:ascii="Cascadia Code" w:hAnsi="Cascadia Code" w:cs="Cascadia Code"/>
-          <w:sz w:val="28"/>
-          <w:szCs w:val="28"/>
-          <w:lang w:val="en-US"/>
-        </w:rPr>
-        <w:t>n</w:t>
-      </w:r>
-    </w:p>
-    <w:p>
-      <w:pPr>
-        <w:pStyle w:val="af0"/>
-        <w:ind w:right="424"/>
-        <w:rPr>
-          <w:rFonts w:ascii="Cascadia Code" w:hAnsi="Cascadia Code" w:cs="Cascadia Code"/>
-          <w:sz w:val="28"/>
-          <w:szCs w:val="28"/>
-          <w:lang w:val="en-US"/>
-        </w:rPr>
-      </w:pPr>
-      <w:r>
-        <w:rPr>
-          <w:rFonts w:ascii="Cascadia Code" w:hAnsi="Cascadia Code" w:cs="Cascadia Code"/>
-          <w:sz w:val="28"/>
-          <w:szCs w:val="28"/>
-          <w:lang w:val="en-US"/>
-        </w:rPr>
-        <w:t>p</w:t>
-      </w:r>
-    </w:p>
-    <w:p>
-      <w:pPr>
-        <w:pStyle w:val="af0"/>
-        <w:ind w:right="424"/>
-        <w:rPr>
-          <w:rFonts w:ascii="Cascadia Code" w:hAnsi="Cascadia Code" w:cs="Cascadia Code"/>
-          <w:sz w:val="28"/>
-          <w:szCs w:val="28"/>
-          <w:lang w:val="en-US"/>
-        </w:rPr>
-      </w:pPr>
-      <w:r>
-        <w:rPr>
-          <w:rFonts w:ascii="Cascadia Code" w:hAnsi="Cascadia Code" w:cs="Cascadia Code"/>
-          <w:sz w:val="28"/>
-          <w:szCs w:val="28"/>
-          <w:lang w:val="en-US"/>
-        </w:rPr>
-        <w:t>l</w:t>
-      </w:r>
-    </w:p>
-    <w:p>
-      <w:pPr>
-        <w:pStyle w:val="af0"/>
-        <w:ind w:right="424"/>
-        <w:rPr>
-          <w:rFonts w:ascii="Cascadia Code" w:hAnsi="Cascadia Code" w:cs="Cascadia Code"/>
-          <w:sz w:val="28"/>
-          <w:szCs w:val="28"/>
-          <w:lang w:val="en-US"/>
-        </w:rPr>
-      </w:pPr>
-      <w:r>
-        <w:rPr>
-          <w:rFonts w:ascii="Cascadia Code" w:hAnsi="Cascadia Code" w:cs="Cascadia Code"/>
-          <w:sz w:val="28"/>
-          <w:szCs w:val="28"/>
-          <w:lang w:val="en-US"/>
-        </w:rPr>
-        <w:t>2048</w:t>
-      </w:r>
-    </w:p>
-    <w:p>
-      <w:pPr>
-        <w:pStyle w:val="af0"/>
-        <w:ind w:right="424"/>
-        <w:rPr>
-          <w:rFonts w:ascii="Cascadia Code" w:hAnsi="Cascadia Code" w:cs="Cascadia Code"/>
-          <w:sz w:val="28"/>
-          <w:szCs w:val="28"/>
-          <w:lang w:val="en-US"/>
-        </w:rPr>
-      </w:pPr>
-      <w:r>
-        <w:rPr>
-          <w:rFonts w:ascii="Cascadia Code" w:hAnsi="Cascadia Code" w:cs="Cascadia Code"/>
-          <w:sz w:val="28"/>
-          <w:szCs w:val="28"/>
-          <w:lang w:val="en-US"/>
-        </w:rPr>
-        <w:t>+100M</w:t>
-      </w:r>
-    </w:p>
-    <w:p>
-      <w:pPr>
-        <w:pStyle w:val="af0"/>
-        <w:ind w:right="424"/>
-        <w:rPr>
-          <w:rFonts w:ascii="Cascadia Code" w:hAnsi="Cascadia Code" w:cs="Cascadia Code"/>
-          <w:sz w:val="28"/>
-          <w:szCs w:val="28"/>
-          <w:lang w:val="en-US"/>
-        </w:rPr>
-      </w:pPr>
-      <w:r>
-        <w:rPr>
-          <w:rFonts w:ascii="Cascadia Code" w:hAnsi="Cascadia Code" w:cs="Cascadia Code"/>
-          <w:sz w:val="28"/>
-          <w:szCs w:val="28"/>
-          <w:lang w:val="en-US"/>
-        </w:rPr>
-        <w:t>N</w:t>
-      </w:r>
-    </w:p>
-    <w:p>
-      <w:pPr>
-        <w:pStyle w:val="af0"/>
-        <w:ind w:right="424"/>
-        <w:rPr>
-          <w:rFonts w:ascii="Cascadia Code" w:hAnsi="Cascadia Code" w:cs="Cascadia Code"/>
-          <w:sz w:val="28"/>
-          <w:szCs w:val="28"/>
-          <w:lang w:val="en-US"/>
-        </w:rPr>
-      </w:pPr>
-      <w:r>
-        <w:rPr>
-          <w:rFonts w:ascii="Cascadia Code" w:hAnsi="Cascadia Code" w:cs="Cascadia Code"/>
-          <w:sz w:val="28"/>
-          <w:szCs w:val="28"/>
-          <w:lang w:val="en-US"/>
-        </w:rPr>
-        <w:t>P</w:t>
-      </w:r>
-    </w:p>
-    <w:p>
-      <w:pPr>
-        <w:pStyle w:val="af0"/>
-        <w:ind w:right="424"/>
-        <w:rPr>
-          <w:rFonts w:ascii="Cascadia Code" w:hAnsi="Cascadia Code" w:cs="Cascadia Code"/>
-          <w:sz w:val="28"/>
-          <w:szCs w:val="28"/>
-          <w:lang w:val="en-US"/>
-        </w:rPr>
-      </w:pPr>
-      <w:r>
-        <w:rPr>
-          <w:rFonts w:ascii="Cascadia Code" w:hAnsi="Cascadia Code" w:cs="Cascadia Code"/>
-          <w:sz w:val="28"/>
-          <w:szCs w:val="28"/>
-          <w:lang w:val="en-US"/>
-        </w:rPr>
-        <w:t>2</w:t>
-      </w:r>
-    </w:p>
-    <w:p>
-      <w:pPr>
-        <w:pStyle w:val="af0"/>
-        <w:ind w:right="424"/>
-        <w:rPr>
-          <w:rFonts w:ascii="Cascadia Code" w:hAnsi="Cascadia Code" w:cs="Cascadia Code"/>
-          <w:sz w:val="28"/>
-          <w:szCs w:val="28"/>
-          <w:lang w:val="en-US"/>
-        </w:rPr>
-      </w:pPr>
-      <w:r>
-        <w:rPr>
-          <w:rFonts w:ascii="Cascadia Code" w:hAnsi="Cascadia Code" w:cs="Cascadia Code"/>
-          <w:sz w:val="28"/>
-          <w:szCs w:val="28"/>
-          <w:lang w:val="en-US"/>
-        </w:rPr>
-        <w:t>[enter]</w:t>
-      </w:r>
-    </w:p>
-    <w:p>
-      <w:pPr>
-        <w:pStyle w:val="af0"/>
-        <w:ind w:right="424"/>
-        <w:rPr>
-          <w:rFonts w:ascii="Cascadia Code" w:hAnsi="Cascadia Code" w:cs="Cascadia Code"/>
-          <w:sz w:val="28"/>
-          <w:szCs w:val="28"/>
-          <w:lang w:val="en-US"/>
-        </w:rPr>
-      </w:pPr>
-      <w:r>
-        <w:rPr>
-          <w:rFonts w:ascii="Cascadia Code" w:hAnsi="Cascadia Code" w:cs="Cascadia Code"/>
-          <w:sz w:val="28"/>
-          <w:szCs w:val="28"/>
-          <w:lang w:val="en-US"/>
-        </w:rPr>
-        <w:t>+29.6G</w:t>
-      </w:r>
-    </w:p>
-    <w:p>
-      <w:pPr>
-        <w:pStyle w:val="af0"/>
-        <w:ind w:right="424"/>
-        <w:rPr>
-          <w:rFonts w:ascii="Cascadia Code" w:hAnsi="Cascadia Code" w:cs="Cascadia Code"/>
-          <w:sz w:val="28"/>
-          <w:szCs w:val="28"/>
-          <w:lang w:val="en-US"/>
-        </w:rPr>
-      </w:pPr>
-      <w:r>
-        <w:rPr>
-          <w:rFonts w:ascii="Cascadia Code" w:hAnsi="Cascadia Code" w:cs="Cascadia Code"/>
-          <w:sz w:val="28"/>
-          <w:szCs w:val="28"/>
-          <w:lang w:val="en-US"/>
-        </w:rPr>
-        <w:t>w</w:t>
+      <w:r>
+        <w:rPr>
+          <w:rFonts w:ascii="Cascadia Code" w:hAnsi="Cascadia Code" w:cs="Cascadia Code"/>
+          <w:sz w:val="28"/>
+          <w:szCs w:val="28"/>
+        </w:rPr>
+        <w:t xml:space="preserve"> bs=1M count=10</w:t>
+      </w:r>
+      <w:r>
+        <w:rPr>
+          <w:rFonts w:ascii="Times New Roman" w:hAnsi="Times New Roman" w:cs="Times New Roman"/>
+          <w:sz w:val="28"/>
+          <w:szCs w:val="28"/>
+        </w:rPr>
+        <w:t>.</w:t>
+      </w:r>
+      <w:r>
+        <w:rPr>
+          <w:rFonts w:ascii="Times New Roman" w:eastAsia="Times New Roman" w:hAnsi="Times New Roman" w:cs="Times New Roman"/>
+          <w:kern w:val="0"/>
+          <w:lang w:eastAsia="ru-RU" w:bidi="ar-SA"/>
+        </w:rPr>
+        <w:t xml:space="preserve"> </w:t>
+      </w:r>
+      <w:r>
+        <w:rPr>
+          <w:rFonts w:cs="Times New Roman"/>
+          <w:sz w:val="28"/>
+          <w:szCs w:val="28"/>
+        </w:rPr>
+        <w:drawing>
+          <wp:inline distT="0" distB="0" distL="0" distR="0" wp14:anchorId="199EA094" wp14:editId="7D8C21A6">
+            <wp:extent cx="6117590" cy="953208"/>
+            <wp:effectExtent l="0" t="0" r="0" b="0"/>
+            <wp:docPr id="829384798" name="Рисунок 6"/>
+            <wp:cNvGraphicFramePr>
+              <a:graphicFrameLocks xmlns:a="http://schemas.openxmlformats.org/drawingml/2006/main" noChangeAspect="1"/>
+            </wp:cNvGraphicFramePr>
+            <a:graphic xmlns:a="http://schemas.openxmlformats.org/drawingml/2006/main">
+              <a:graphicData uri="http://schemas.openxmlformats.org/drawingml/2006/picture">
+                <pic:pic xmlns:pic="http://schemas.openxmlformats.org/drawingml/2006/picture">
+                  <pic:nvPicPr>
+                    <pic:cNvPr id="0" name="Picture 23"/>
+                    <pic:cNvPicPr>
+                      <a:picLocks noChangeAspect="1" noChangeArrowheads="1"/>
+                    </pic:cNvPicPr>
+                  </pic:nvPicPr>
+                  <pic:blipFill>
+                    <a:blip r:embed="rId7">
+                      <a:extLst>
+                        <a:ext uri="{28A0092B-C50C-407E-A947-70E740481C1C}">
+                          <a14:useLocalDpi xmlns:a14="http://schemas.microsoft.com/office/drawing/2010/main" val="0"/>
+                        </a:ext>
+                      </a:extLst>
+                    </a:blip>
+                    <a:srcRect/>
+                    <a:stretch>
+                      <a:fillRect/>
+                    </a:stretch>
+                  </pic:blipFill>
+                  <pic:spPr bwMode="auto">
+                    <a:xfrm>
+                      <a:off x="0" y="0"/>
+                      <a:ext cx="6157480" cy="959423"/>
+                    </a:xfrm>
+                    <a:prstGeom prst="rect">
+                      <a:avLst/>
+                    </a:prstGeom>
+                    <a:noFill/>
+                    <a:ln>
+                      <a:noFill/>
+                    </a:ln>
+                  </pic:spPr>
+                </pic:pic>
+              </a:graphicData>
+            </a:graphic>
+          </wp:inline>
+        </w:drawing>
       </w:r>
     </w:p>
     <w:p>
@@ -1213,49 +1151,7 @@
           <w:sz w:val="28"/>
           <w:szCs w:val="28"/>
         </w:rPr>
-        <w:t xml:space="preserve">Отформатированы созданные разделы в файловую систему </w:t>
-      </w:r>
-      <w:r>
-        <w:rPr>
-          <w:rFonts w:ascii="Times New Roman" w:hAnsi="Times New Roman" w:cs="Times New Roman"/>
-          <w:sz w:val="28"/>
-          <w:szCs w:val="28"/>
-          <w:lang w:val="en-US"/>
-        </w:rPr>
-        <w:t>vfat</w:t>
-      </w:r>
-      <w:r>
-        <w:rPr>
-          <w:rFonts w:ascii="Times New Roman" w:hAnsi="Times New Roman" w:cs="Times New Roman"/>
-          <w:sz w:val="28"/>
-          <w:szCs w:val="28"/>
-        </w:rPr>
-        <w:t xml:space="preserve"> </w:t>
-      </w:r>
-      <w:r>
-        <w:rPr>
-          <w:rFonts w:ascii="Times New Roman" w:hAnsi="Times New Roman" w:cs="Times New Roman"/>
-          <w:sz w:val="28"/>
-          <w:szCs w:val="28"/>
-        </w:rPr>
-        <w:t xml:space="preserve">и </w:t>
-      </w:r>
-      <w:r>
-        <w:rPr>
-          <w:rFonts w:ascii="Times New Roman" w:hAnsi="Times New Roman" w:cs="Times New Roman"/>
-          <w:sz w:val="28"/>
-          <w:szCs w:val="28"/>
-          <w:lang w:val="en-US"/>
-        </w:rPr>
-        <w:t>ext</w:t>
-      </w:r>
-      <w:r>
-        <w:rPr>
-          <w:rFonts w:ascii="Times New Roman" w:hAnsi="Times New Roman" w:cs="Times New Roman"/>
-          <w:sz w:val="28"/>
-          <w:szCs w:val="28"/>
-        </w:rPr>
-        <w:t>4.</w:t>
+        <w:t>Разбивка карты на 2 раздела: первый 100 МБ, второй всё оставшееся место в размере 29.6 ГБ.</w:t>
       </w:r>
     </w:p>
     <w:p>
@@ -1263,38 +1159,29 @@
         <w:pStyle w:val="af0"/>
         <w:ind w:right="424"/>
         <w:rPr>
-          <w:rFonts w:ascii="Times New Roman" w:hAnsi="Times New Roman" w:cs="Times New Roman"/>
-          <w:sz w:val="28"/>
-          <w:szCs w:val="28"/>
-          <w:lang w:val="en-US"/>
-        </w:rPr>
-      </w:pPr>
-      <w:r>
-        <w:rPr>
-          <w:rFonts w:ascii="Times New Roman" w:hAnsi="Times New Roman" w:cs="Times New Roman"/>
-          <w:sz w:val="28"/>
-          <w:szCs w:val="28"/>
-          <w:lang w:val="en-US"/>
-        </w:rPr>
-        <w:t>mkfs.vfat -n BOOT /dev/sd</w:t>
-      </w:r>
-      <w:r>
-        <w:rPr>
-          <w:rFonts w:ascii="Times New Roman" w:hAnsi="Times New Roman" w:cs="Times New Roman"/>
+          <w:rFonts w:ascii="Cascadia Code" w:hAnsi="Cascadia Code" w:cs="Cascadia Code"/>
+          <w:sz w:val="28"/>
+          <w:szCs w:val="28"/>
+          <w:lang w:val="en-US"/>
+        </w:rPr>
+      </w:pPr>
+      <w:r>
+        <w:rPr>
+          <w:rFonts w:ascii="Cascadia Code" w:hAnsi="Cascadia Code" w:cs="Cascadia Code"/>
+          <w:sz w:val="28"/>
+          <w:szCs w:val="28"/>
+          <w:lang w:val="en-US"/>
+        </w:rPr>
+        <w:t>fdisk /dev/sd</w:t>
+      </w:r>
+      <w:r>
+        <w:rPr>
+          <w:rFonts w:ascii="Cascadia Code" w:hAnsi="Cascadia Code" w:cs="Cascadia Code"/>
           <w:sz w:val="28"/>
           <w:szCs w:val="28"/>
           <w:lang w:val="en-US"/>
         </w:rPr>
         <w:t>d</w:t>
-      </w:r>
-      <w:r>
-        <w:rPr>
-          <w:rFonts w:ascii="Times New Roman" w:hAnsi="Times New Roman" w:cs="Times New Roman"/>
-          <w:sz w:val="28"/>
-          <w:szCs w:val="28"/>
-          <w:lang w:val="en-US"/>
-        </w:rPr>
-        <w:t>1</w:t>
       </w:r>
     </w:p>
     <w:p>
@@ -1302,38 +1189,326 @@
         <w:pStyle w:val="af0"/>
         <w:ind w:right="424"/>
         <w:rPr>
-          <w:rFonts w:ascii="Times New Roman" w:hAnsi="Times New Roman" w:cs="Times New Roman"/>
-          <w:sz w:val="28"/>
-          <w:szCs w:val="28"/>
-          <w:lang w:val="en-US"/>
-        </w:rPr>
-      </w:pPr>
-      <w:r>
-        <w:rPr>
-          <w:rFonts w:ascii="Times New Roman" w:hAnsi="Times New Roman" w:cs="Times New Roman"/>
-          <w:sz w:val="28"/>
-          <w:szCs w:val="28"/>
-          <w:lang w:val="en-US"/>
-        </w:rPr>
-        <w:t>mkfs.ext4 -L ROOTFS /dev/sd</w:t>
-      </w:r>
-      <w:r>
-        <w:rPr>
-          <w:rFonts w:ascii="Times New Roman" w:hAnsi="Times New Roman" w:cs="Times New Roman"/>
-          <w:sz w:val="28"/>
-          <w:szCs w:val="28"/>
-          <w:lang w:val="en-US"/>
-        </w:rPr>
-        <w:t>d</w:t>
-      </w:r>
-      <w:r>
-        <w:rPr>
-          <w:rFonts w:ascii="Times New Roman" w:hAnsi="Times New Roman" w:cs="Times New Roman"/>
+          <w:rFonts w:ascii="Cascadia Code" w:hAnsi="Cascadia Code" w:cs="Cascadia Code"/>
+          <w:sz w:val="28"/>
+          <w:szCs w:val="28"/>
+          <w:lang w:val="en-US"/>
+        </w:rPr>
+      </w:pPr>
+      <w:r>
+        <w:rPr>
+          <w:rFonts w:ascii="Cascadia Code" w:hAnsi="Cascadia Code" w:cs="Cascadia Code"/>
+          <w:sz w:val="28"/>
+          <w:szCs w:val="28"/>
+          <w:lang w:val="en-US"/>
+        </w:rPr>
+        <w:t>o</w:t>
+      </w:r>
+    </w:p>
+    <w:p>
+      <w:pPr>
+        <w:pStyle w:val="af0"/>
+        <w:ind w:right="424"/>
+        <w:rPr>
+          <w:rFonts w:ascii="Cascadia Code" w:hAnsi="Cascadia Code" w:cs="Cascadia Code"/>
+          <w:sz w:val="28"/>
+          <w:szCs w:val="28"/>
+          <w:lang w:val="en-US"/>
+        </w:rPr>
+      </w:pPr>
+      <w:r>
+        <w:rPr>
+          <w:rFonts w:ascii="Cascadia Code" w:hAnsi="Cascadia Code" w:cs="Cascadia Code"/>
+          <w:sz w:val="28"/>
+          <w:szCs w:val="28"/>
+          <w:lang w:val="en-US"/>
+        </w:rPr>
+        <w:t>n</w:t>
+      </w:r>
+    </w:p>
+    <w:p>
+      <w:pPr>
+        <w:pStyle w:val="af0"/>
+        <w:ind w:right="424"/>
+        <w:rPr>
+          <w:rFonts w:ascii="Cascadia Code" w:hAnsi="Cascadia Code" w:cs="Cascadia Code"/>
+          <w:sz w:val="28"/>
+          <w:szCs w:val="28"/>
+          <w:lang w:val="en-US"/>
+        </w:rPr>
+      </w:pPr>
+      <w:r>
+        <w:rPr>
+          <w:rFonts w:ascii="Cascadia Code" w:hAnsi="Cascadia Code" w:cs="Cascadia Code"/>
+          <w:sz w:val="28"/>
+          <w:szCs w:val="28"/>
+          <w:lang w:val="en-US"/>
+        </w:rPr>
+        <w:t>p</w:t>
+      </w:r>
+    </w:p>
+    <w:p>
+      <w:pPr>
+        <w:pStyle w:val="af0"/>
+        <w:ind w:right="424"/>
+        <w:rPr>
+          <w:rFonts w:ascii="Cascadia Code" w:hAnsi="Cascadia Code" w:cs="Cascadia Code"/>
+          <w:sz w:val="28"/>
+          <w:szCs w:val="28"/>
+          <w:lang w:val="en-US"/>
+        </w:rPr>
+      </w:pPr>
+      <w:r>
+        <w:rPr>
+          <w:rFonts w:ascii="Cascadia Code" w:hAnsi="Cascadia Code" w:cs="Cascadia Code"/>
+          <w:sz w:val="28"/>
+          <w:szCs w:val="28"/>
+          <w:lang w:val="en-US"/>
+        </w:rPr>
+        <w:t>l</w:t>
+      </w:r>
+    </w:p>
+    <w:p>
+      <w:pPr>
+        <w:pStyle w:val="af0"/>
+        <w:ind w:right="424"/>
+        <w:rPr>
+          <w:rFonts w:ascii="Cascadia Code" w:hAnsi="Cascadia Code" w:cs="Cascadia Code"/>
+          <w:sz w:val="28"/>
+          <w:szCs w:val="28"/>
+          <w:lang w:val="en-US"/>
+        </w:rPr>
+      </w:pPr>
+      <w:r>
+        <w:rPr>
+          <w:rFonts w:ascii="Cascadia Code" w:hAnsi="Cascadia Code" w:cs="Cascadia Code"/>
+          <w:sz w:val="28"/>
+          <w:szCs w:val="28"/>
+          <w:lang w:val="en-US"/>
+        </w:rPr>
+        <w:t>2048</w:t>
+      </w:r>
+    </w:p>
+    <w:p>
+      <w:pPr>
+        <w:pStyle w:val="af0"/>
+        <w:ind w:right="424"/>
+        <w:rPr>
+          <w:rFonts w:ascii="Cascadia Code" w:hAnsi="Cascadia Code" w:cs="Cascadia Code"/>
+          <w:sz w:val="28"/>
+          <w:szCs w:val="28"/>
+          <w:lang w:val="en-US"/>
+        </w:rPr>
+      </w:pPr>
+      <w:r>
+        <w:rPr>
+          <w:rFonts w:ascii="Cascadia Code" w:hAnsi="Cascadia Code" w:cs="Cascadia Code"/>
+          <w:sz w:val="28"/>
+          <w:szCs w:val="28"/>
+          <w:lang w:val="en-US"/>
+        </w:rPr>
+        <w:t>+100M</w:t>
+      </w:r>
+    </w:p>
+    <w:p>
+      <w:pPr>
+        <w:pStyle w:val="af0"/>
+        <w:ind w:right="424"/>
+        <w:rPr>
+          <w:rFonts w:ascii="Cascadia Code" w:hAnsi="Cascadia Code" w:cs="Cascadia Code"/>
+          <w:sz w:val="28"/>
+          <w:szCs w:val="28"/>
+          <w:lang w:val="en-US"/>
+        </w:rPr>
+      </w:pPr>
+      <w:r>
+        <w:rPr>
+          <w:rFonts w:ascii="Cascadia Code" w:hAnsi="Cascadia Code" w:cs="Cascadia Code"/>
+          <w:sz w:val="28"/>
+          <w:szCs w:val="28"/>
+          <w:lang w:val="en-US"/>
+        </w:rPr>
+        <w:t>N</w:t>
+      </w:r>
+    </w:p>
+    <w:p>
+      <w:pPr>
+        <w:pStyle w:val="af0"/>
+        <w:ind w:right="424"/>
+        <w:rPr>
+          <w:rFonts w:ascii="Cascadia Code" w:hAnsi="Cascadia Code" w:cs="Cascadia Code"/>
+          <w:sz w:val="28"/>
+          <w:szCs w:val="28"/>
+          <w:lang w:val="en-US"/>
+        </w:rPr>
+      </w:pPr>
+      <w:r>
+        <w:rPr>
+          <w:rFonts w:ascii="Cascadia Code" w:hAnsi="Cascadia Code" w:cs="Cascadia Code"/>
+          <w:sz w:val="28"/>
+          <w:szCs w:val="28"/>
+          <w:lang w:val="en-US"/>
+        </w:rPr>
+        <w:t>P</w:t>
+      </w:r>
+    </w:p>
+    <w:p>
+      <w:pPr>
+        <w:pStyle w:val="af0"/>
+        <w:ind w:right="424"/>
+        <w:rPr>
+          <w:rFonts w:ascii="Cascadia Code" w:hAnsi="Cascadia Code" w:cs="Cascadia Code"/>
+          <w:sz w:val="28"/>
+          <w:szCs w:val="28"/>
+          <w:lang w:val="en-US"/>
+        </w:rPr>
+      </w:pPr>
+      <w:r>
+        <w:rPr>
+          <w:rFonts w:ascii="Cascadia Code" w:hAnsi="Cascadia Code" w:cs="Cascadia Code"/>
           <w:sz w:val="28"/>
           <w:szCs w:val="28"/>
           <w:lang w:val="en-US"/>
         </w:rPr>
         <w:t>2</w:t>
+      </w:r>
+    </w:p>
+    <w:p>
+      <w:pPr>
+        <w:pStyle w:val="af0"/>
+        <w:ind w:right="424"/>
+        <w:rPr>
+          <w:rFonts w:ascii="Cascadia Code" w:hAnsi="Cascadia Code" w:cs="Cascadia Code"/>
+          <w:sz w:val="28"/>
+          <w:szCs w:val="28"/>
+          <w:lang w:val="en-US"/>
+        </w:rPr>
+      </w:pPr>
+      <w:r>
+        <w:rPr>
+          <w:rFonts w:ascii="Cascadia Code" w:hAnsi="Cascadia Code" w:cs="Cascadia Code"/>
+          <w:sz w:val="28"/>
+          <w:szCs w:val="28"/>
+          <w:lang w:val="en-US"/>
+        </w:rPr>
+        <w:t>[enter]</w:t>
+      </w:r>
+    </w:p>
+    <w:p>
+      <w:pPr>
+        <w:pStyle w:val="af0"/>
+        <w:ind w:right="424"/>
+        <w:rPr>
+          <w:rFonts w:ascii="Cascadia Code" w:hAnsi="Cascadia Code" w:cs="Cascadia Code"/>
+          <w:sz w:val="28"/>
+          <w:szCs w:val="28"/>
+          <w:lang w:val="en-US"/>
+        </w:rPr>
+      </w:pPr>
+      <w:r>
+        <w:rPr>
+          <w:rFonts w:ascii="Cascadia Code" w:hAnsi="Cascadia Code" w:cs="Cascadia Code"/>
+          <w:sz w:val="28"/>
+          <w:szCs w:val="28"/>
+          <w:lang w:val="en-US"/>
+        </w:rPr>
+        <w:t>+29.6G</w:t>
+      </w:r>
+    </w:p>
+    <w:p>
+      <w:pPr>
+        <w:pStyle w:val="af0"/>
+        <w:ind w:right="424"/>
+        <w:rPr>
+          <w:rFonts w:ascii="Times New Roman" w:eastAsia="Times New Roman" w:hAnsi="Times New Roman" w:cs="Times New Roman"/>
+          <w:kern w:val="0"/>
+          <w:lang w:val="en-US" w:eastAsia="ru-RU" w:bidi="ar-SA"/>
+        </w:rPr>
+      </w:pPr>
+      <w:r>
+        <w:rPr>
+          <w:rFonts w:ascii="Cascadia Code" w:hAnsi="Cascadia Code" w:cs="Cascadia Code"/>
+          <w:sz w:val="28"/>
+          <w:szCs w:val="28"/>
+          <w:lang w:val="en-US"/>
+        </w:rPr>
+        <w:t>w</w:t>
+      </w:r>
+      <w:r>
+        <w:rPr>
+          <w:rFonts w:ascii="Times New Roman" w:eastAsia="Times New Roman" w:hAnsi="Times New Roman" w:cs="Times New Roman"/>
+          <w:kern w:val="0"/>
+          <w:lang w:eastAsia="ru-RU" w:bidi="ar-SA"/>
+        </w:rPr>
+        <w:t xml:space="preserve"> </w:t>
+      </w:r>
+    </w:p>
+    <w:p>
+      <w:pPr>
+        <w:pStyle w:val="af0"/>
+        <w:ind w:right="424"/>
+        <w:rPr>
+          <w:rFonts w:ascii="Cascadia Code" w:hAnsi="Cascadia Code" w:cs="Cascadia Code"/>
+          <w:sz w:val="28"/>
+          <w:szCs w:val="28"/>
+          <w:lang w:val="en-US"/>
+        </w:rPr>
+      </w:pPr>
+      <w:r>
+        <w:rPr>
+          <w:rFonts w:ascii="Cascadia Code" w:hAnsi="Cascadia Code" w:cs="Cascadia Code"/>
+          <w:sz w:val="28"/>
+          <w:szCs w:val="28"/>
+        </w:rPr>
+        <w:lastRenderedPageBreak/>
+        <w:drawing>
+          <wp:inline distT="0" distB="0" distL="0" distR="0" wp14:anchorId="421232AA" wp14:editId="5E0A31F7">
+            <wp:extent cx="6487061" cy="6536690"/>
+            <wp:effectExtent l="0" t="0" r="9525" b="0"/>
+            <wp:docPr id="1454984474" name="Рисунок 8"/>
+            <wp:cNvGraphicFramePr>
+              <a:graphicFrameLocks xmlns:a="http://schemas.openxmlformats.org/drawingml/2006/main" noChangeAspect="1"/>
+            </wp:cNvGraphicFramePr>
+            <a:graphic xmlns:a="http://schemas.openxmlformats.org/drawingml/2006/main">
+              <a:graphicData uri="http://schemas.openxmlformats.org/drawingml/2006/picture">
+                <pic:pic xmlns:pic="http://schemas.openxmlformats.org/drawingml/2006/picture">
+                  <pic:nvPicPr>
+                    <pic:cNvPr id="0" name="Picture 30"/>
+                    <pic:cNvPicPr>
+                      <a:picLocks noChangeAspect="1" noChangeArrowheads="1"/>
+                    </pic:cNvPicPr>
+                  </pic:nvPicPr>
+                  <pic:blipFill>
+                    <a:blip r:embed="rId8">
+                      <a:extLst>
+                        <a:ext uri="{28A0092B-C50C-407E-A947-70E740481C1C}">
+                          <a14:useLocalDpi xmlns:a14="http://schemas.microsoft.com/office/drawing/2010/main" val="0"/>
+                        </a:ext>
+                      </a:extLst>
+                    </a:blip>
+                    <a:srcRect/>
+                    <a:stretch>
+                      <a:fillRect/>
+                    </a:stretch>
+                  </pic:blipFill>
+                  <pic:spPr bwMode="auto">
+                    <a:xfrm>
+                      <a:off x="0" y="0"/>
+                      <a:ext cx="6499810" cy="6549537"/>
+                    </a:xfrm>
+                    <a:prstGeom prst="rect">
+                      <a:avLst/>
+                    </a:prstGeom>
+                    <a:noFill/>
+                    <a:ln>
+                      <a:noFill/>
+                    </a:ln>
+                  </pic:spPr>
+                </pic:pic>
+              </a:graphicData>
+            </a:graphic>
+          </wp:inline>
+        </w:drawing>
       </w:r>
     </w:p>
     <w:p>
@@ -1356,33 +1531,16 @@
           <w:sz w:val="28"/>
           <w:szCs w:val="28"/>
         </w:rPr>
-        <w:t xml:space="preserve">Записан </w:t>
-      </w:r>
-      <w:r>
-        <w:rPr>
-          <w:rFonts w:ascii="Times New Roman" w:hAnsi="Times New Roman" w:cs="Times New Roman"/>
-          <w:sz w:val="28"/>
-          <w:szCs w:val="28"/>
-          <w:lang w:val="en-US"/>
-        </w:rPr>
-        <w:t>u</w:t>
-      </w:r>
-      <w:r>
-        <w:rPr>
-          <w:rFonts w:ascii="Times New Roman" w:hAnsi="Times New Roman" w:cs="Times New Roman"/>
-          <w:sz w:val="28"/>
-          <w:szCs w:val="28"/>
-        </w:rPr>
-        <w:t>-</w:t>
-      </w:r>
-      <w:r>
-        <w:rPr>
-          <w:rFonts w:ascii="Times New Roman" w:hAnsi="Times New Roman" w:cs="Times New Roman"/>
-          <w:sz w:val="28"/>
-          <w:szCs w:val="28"/>
-          <w:lang w:val="en-US"/>
-        </w:rPr>
-        <w:t>boot</w:t>
+        <w:t xml:space="preserve">Отформатированы созданные разделы в файловую систему </w:t>
+      </w:r>
+      <w:r>
+        <w:rPr>
+          <w:rFonts w:ascii="Times New Roman" w:hAnsi="Times New Roman" w:cs="Times New Roman"/>
+          <w:sz w:val="28"/>
+          <w:szCs w:val="28"/>
+          <w:lang w:val="en-US"/>
+        </w:rPr>
+        <w:t>vfat</w:t>
       </w:r>
       <w:r>
         <w:rPr>
@@ -1398,7 +1556,255 @@
           <w:sz w:val="28"/>
           <w:szCs w:val="28"/>
         </w:rPr>
-        <w:t>в начало карты: .</w:t>
+        <w:t xml:space="preserve">и </w:t>
+      </w:r>
+      <w:r>
+        <w:rPr>
+          <w:rFonts w:ascii="Times New Roman" w:hAnsi="Times New Roman" w:cs="Times New Roman"/>
+          <w:sz w:val="28"/>
+          <w:szCs w:val="28"/>
+          <w:lang w:val="en-US"/>
+        </w:rPr>
+        <w:t>ext</w:t>
+      </w:r>
+      <w:r>
+        <w:rPr>
+          <w:rFonts w:ascii="Times New Roman" w:hAnsi="Times New Roman" w:cs="Times New Roman"/>
+          <w:sz w:val="28"/>
+          <w:szCs w:val="28"/>
+        </w:rPr>
+        <w:t>4</w:t>
+      </w:r>
+      <w:r>
+        <w:rPr>
+          <w:rFonts w:ascii="Times New Roman" w:hAnsi="Times New Roman" w:cs="Times New Roman"/>
+          <w:sz w:val="28"/>
+          <w:szCs w:val="28"/>
+        </w:rPr>
+        <w:t xml:space="preserve"> </w:t>
+      </w:r>
+      <w:r>
+        <w:rPr>
+          <w:rFonts w:ascii="Times New Roman" w:hAnsi="Times New Roman" w:cs="Times New Roman"/>
+          <w:sz w:val="28"/>
+          <w:szCs w:val="28"/>
+        </w:rPr>
+        <w:t xml:space="preserve">с именами разделов </w:t>
+      </w:r>
+      <w:r>
+        <w:rPr>
+          <w:rFonts w:ascii="Times New Roman" w:hAnsi="Times New Roman" w:cs="Times New Roman"/>
+          <w:sz w:val="28"/>
+          <w:szCs w:val="28"/>
+          <w:lang w:val="en-US"/>
+        </w:rPr>
+        <w:t>BOOT</w:t>
+      </w:r>
+      <w:r>
+        <w:rPr>
+          <w:rFonts w:ascii="Times New Roman" w:hAnsi="Times New Roman" w:cs="Times New Roman"/>
+          <w:sz w:val="28"/>
+          <w:szCs w:val="28"/>
+        </w:rPr>
+        <w:t xml:space="preserve"> </w:t>
+      </w:r>
+      <w:r>
+        <w:rPr>
+          <w:rFonts w:ascii="Times New Roman" w:hAnsi="Times New Roman" w:cs="Times New Roman"/>
+          <w:sz w:val="28"/>
+          <w:szCs w:val="28"/>
+        </w:rPr>
+        <w:t xml:space="preserve">и </w:t>
+      </w:r>
+      <w:r>
+        <w:rPr>
+          <w:rFonts w:ascii="Times New Roman" w:hAnsi="Times New Roman" w:cs="Times New Roman"/>
+          <w:sz w:val="28"/>
+          <w:szCs w:val="28"/>
+          <w:lang w:val="en-US"/>
+        </w:rPr>
+        <w:t>ROOTFS</w:t>
+      </w:r>
+      <w:r>
+        <w:rPr>
+          <w:rFonts w:ascii="Times New Roman" w:hAnsi="Times New Roman" w:cs="Times New Roman"/>
+          <w:sz w:val="28"/>
+          <w:szCs w:val="28"/>
+        </w:rPr>
+        <w:t>.</w:t>
+      </w:r>
+    </w:p>
+    <w:p>
+      <w:pPr>
+        <w:pStyle w:val="af0"/>
+        <w:ind w:right="424"/>
+        <w:rPr>
+          <w:rFonts w:ascii="Cascadia Code" w:hAnsi="Cascadia Code" w:cs="Cascadia Code"/>
+          <w:sz w:val="28"/>
+          <w:szCs w:val="28"/>
+          <w:lang w:val="en-US"/>
+        </w:rPr>
+      </w:pPr>
+      <w:r>
+        <w:rPr>
+          <w:rFonts w:ascii="Cascadia Code" w:hAnsi="Cascadia Code" w:cs="Cascadia Code"/>
+          <w:sz w:val="28"/>
+          <w:szCs w:val="28"/>
+          <w:lang w:val="en-US"/>
+        </w:rPr>
+        <w:t>mkfs.vfat -n BOOT /dev/sdd1</w:t>
+      </w:r>
+    </w:p>
+    <w:p>
+      <w:pPr>
+        <w:pStyle w:val="af0"/>
+        <w:ind w:right="424"/>
+        <w:rPr>
+          <w:rFonts w:ascii="Cascadia Code" w:hAnsi="Cascadia Code" w:cs="Cascadia Code"/>
+          <w:sz w:val="28"/>
+          <w:szCs w:val="28"/>
+          <w:lang w:val="en-US"/>
+        </w:rPr>
+      </w:pPr>
+      <w:r>
+        <w:rPr>
+          <w:rFonts w:ascii="Cascadia Code" w:hAnsi="Cascadia Code" w:cs="Cascadia Code"/>
+          <w:sz w:val="28"/>
+          <w:szCs w:val="28"/>
+          <w:lang w:val="en-US"/>
+        </w:rPr>
+        <w:t>mkfs.ext4 -L ROOTFS /dev/sdd2</w:t>
+      </w:r>
+    </w:p>
+    <w:p>
+      <w:pPr>
+        <w:pStyle w:val="af0"/>
+        <w:ind w:right="424"/>
+        <w:rPr>
+          <w:rFonts w:ascii="Cascadia Code" w:hAnsi="Cascadia Code" w:cs="Cascadia Code"/>
+          <w:sz w:val="28"/>
+          <w:szCs w:val="28"/>
+          <w:lang w:val="en-US"/>
+        </w:rPr>
+      </w:pPr>
+      <w:r>
+        <w:rPr>
+          <w:rFonts w:ascii="Cascadia Code" w:hAnsi="Cascadia Code" w:cs="Cascadia Code"/>
+          <w:sz w:val="28"/>
+          <w:szCs w:val="28"/>
+        </w:rPr>
+        <w:drawing>
+          <wp:inline distT="0" distB="0" distL="0" distR="0" wp14:anchorId="483F242F" wp14:editId="4096A4A7">
+            <wp:extent cx="6612890" cy="2930943"/>
+            <wp:effectExtent l="0" t="0" r="0" b="3175"/>
+            <wp:docPr id="72297715" name="Рисунок 10"/>
+            <wp:cNvGraphicFramePr>
+              <a:graphicFrameLocks xmlns:a="http://schemas.openxmlformats.org/drawingml/2006/main" noChangeAspect="1"/>
+            </wp:cNvGraphicFramePr>
+            <a:graphic xmlns:a="http://schemas.openxmlformats.org/drawingml/2006/main">
+              <a:graphicData uri="http://schemas.openxmlformats.org/drawingml/2006/picture">
+                <pic:pic xmlns:pic="http://schemas.openxmlformats.org/drawingml/2006/picture">
+                  <pic:nvPicPr>
+                    <pic:cNvPr id="0" name="Picture 37"/>
+                    <pic:cNvPicPr>
+                      <a:picLocks noChangeAspect="1" noChangeArrowheads="1"/>
+                    </pic:cNvPicPr>
+                  </pic:nvPicPr>
+                  <pic:blipFill>
+                    <a:blip r:embed="rId9">
+                      <a:extLst>
+                        <a:ext uri="{28A0092B-C50C-407E-A947-70E740481C1C}">
+                          <a14:useLocalDpi xmlns:a14="http://schemas.microsoft.com/office/drawing/2010/main" val="0"/>
+                        </a:ext>
+                      </a:extLst>
+                    </a:blip>
+                    <a:srcRect/>
+                    <a:stretch>
+                      <a:fillRect/>
+                    </a:stretch>
+                  </pic:blipFill>
+                  <pic:spPr bwMode="auto">
+                    <a:xfrm>
+                      <a:off x="0" y="0"/>
+                      <a:ext cx="6620091" cy="2934134"/>
+                    </a:xfrm>
+                    <a:prstGeom prst="rect">
+                      <a:avLst/>
+                    </a:prstGeom>
+                    <a:noFill/>
+                    <a:ln>
+                      <a:noFill/>
+                    </a:ln>
+                  </pic:spPr>
+                </pic:pic>
+              </a:graphicData>
+            </a:graphic>
+          </wp:inline>
+        </w:drawing>
+      </w:r>
+      <w:r>
+        <w:rPr>
+          <w:rFonts w:ascii="Times New Roman" w:eastAsia="Times New Roman" w:hAnsi="Times New Roman" w:cs="Times New Roman"/>
+          <w:kern w:val="0"/>
+          <w:lang w:eastAsia="ru-RU" w:bidi="ar-SA"/>
+        </w:rPr>
+        <w:t xml:space="preserve"> </w:t>
+      </w:r>
+      <w:r>
+        <w:rPr>
+          <w:rFonts w:ascii="Cascadia Code" w:hAnsi="Cascadia Code" w:cs="Cascadia Code"/>
+          <w:sz w:val="28"/>
+          <w:szCs w:val="28"/>
+        </w:rPr>
+        <w:lastRenderedPageBreak/>
+        <w:drawing>
+          <wp:inline distT="0" distB="0" distL="0" distR="0" wp14:anchorId="53F3B686" wp14:editId="481DD9C9">
+            <wp:extent cx="4219575" cy="1609725"/>
+            <wp:effectExtent l="0" t="0" r="9525" b="9525"/>
+            <wp:docPr id="1915238138" name="Рисунок 13"/>
+            <wp:cNvGraphicFramePr>
+              <a:graphicFrameLocks xmlns:a="http://schemas.openxmlformats.org/drawingml/2006/main" noChangeAspect="1"/>
+            </wp:cNvGraphicFramePr>
+            <a:graphic xmlns:a="http://schemas.openxmlformats.org/drawingml/2006/main">
+              <a:graphicData uri="http://schemas.openxmlformats.org/drawingml/2006/picture">
+                <pic:pic xmlns:pic="http://schemas.openxmlformats.org/drawingml/2006/picture">
+                  <pic:nvPicPr>
+                    <pic:cNvPr id="0" name="Picture 46"/>
+                    <pic:cNvPicPr>
+                      <a:picLocks noChangeAspect="1" noChangeArrowheads="1"/>
+                    </pic:cNvPicPr>
+                  </pic:nvPicPr>
+                  <pic:blipFill>
+                    <a:blip r:embed="rId10">
+                      <a:extLst>
+                        <a:ext uri="{28A0092B-C50C-407E-A947-70E740481C1C}">
+                          <a14:useLocalDpi xmlns:a14="http://schemas.microsoft.com/office/drawing/2010/main" val="0"/>
+                        </a:ext>
+                      </a:extLst>
+                    </a:blip>
+                    <a:srcRect/>
+                    <a:stretch>
+                      <a:fillRect/>
+                    </a:stretch>
+                  </pic:blipFill>
+                  <pic:spPr bwMode="auto">
+                    <a:xfrm>
+                      <a:off x="0" y="0"/>
+                      <a:ext cx="4219575" cy="1609725"/>
+                    </a:xfrm>
+                    <a:prstGeom prst="rect">
+                      <a:avLst/>
+                    </a:prstGeom>
+                    <a:noFill/>
+                    <a:ln>
+                      <a:noFill/>
+                    </a:ln>
+                  </pic:spPr>
+                </pic:pic>
+              </a:graphicData>
+            </a:graphic>
+          </wp:inline>
+        </w:drawing>
       </w:r>
     </w:p>
     <w:p>
@@ -1421,66 +1827,24 @@
           <w:sz w:val="28"/>
           <w:szCs w:val="28"/>
         </w:rPr>
-        <w:t xml:space="preserve">Положено на </w:t>
-      </w:r>
-      <w:r>
-        <w:rPr>
-          <w:rFonts w:ascii="Times New Roman" w:hAnsi="Times New Roman" w:cs="Times New Roman"/>
-          <w:sz w:val="28"/>
-          <w:szCs w:val="28"/>
-          <w:lang w:val="en-US"/>
-        </w:rPr>
-        <w:t>BOOT</w:t>
-      </w:r>
-      <w:r>
-        <w:rPr>
-          <w:rFonts w:ascii="Times New Roman" w:hAnsi="Times New Roman" w:cs="Times New Roman"/>
-          <w:sz w:val="28"/>
-          <w:szCs w:val="28"/>
-        </w:rPr>
-        <w:t xml:space="preserve"> </w:t>
-      </w:r>
-      <w:r>
-        <w:rPr>
-          <w:rFonts w:ascii="Times New Roman" w:hAnsi="Times New Roman" w:cs="Times New Roman"/>
-          <w:sz w:val="28"/>
-          <w:szCs w:val="28"/>
-        </w:rPr>
-        <w:t xml:space="preserve">ядро, </w:t>
-      </w:r>
-      <w:r>
-        <w:rPr>
-          <w:rFonts w:ascii="Times New Roman" w:hAnsi="Times New Roman" w:cs="Times New Roman"/>
-          <w:sz w:val="28"/>
-          <w:szCs w:val="28"/>
-          <w:lang w:val="en-US"/>
-        </w:rPr>
-        <w:t>dtb</w:t>
-      </w:r>
-      <w:r>
-        <w:rPr>
-          <w:rFonts w:ascii="Times New Roman" w:hAnsi="Times New Roman" w:cs="Times New Roman"/>
-          <w:sz w:val="28"/>
-          <w:szCs w:val="28"/>
-        </w:rPr>
-        <w:t xml:space="preserve"> </w:t>
-      </w:r>
-      <w:r>
-        <w:rPr>
-          <w:rFonts w:ascii="Times New Roman" w:hAnsi="Times New Roman" w:cs="Times New Roman"/>
-          <w:sz w:val="28"/>
-          <w:szCs w:val="28"/>
-        </w:rPr>
-        <w:t xml:space="preserve">файл, </w:t>
-      </w:r>
-      <w:r>
-        <w:rPr>
-          <w:rFonts w:ascii="Times New Roman" w:hAnsi="Times New Roman" w:cs="Times New Roman"/>
-          <w:sz w:val="28"/>
-          <w:szCs w:val="28"/>
-          <w:lang w:val="en-US"/>
-        </w:rPr>
-        <w:t>extlinux</w:t>
+        <w:t xml:space="preserve">Проверка результата: </w:t>
+      </w:r>
+      <w:r>
+        <w:rPr>
+          <w:rFonts w:ascii="Cascadia Code" w:hAnsi="Cascadia Code" w:cs="Cascadia Code"/>
+          <w:sz w:val="28"/>
+          <w:szCs w:val="28"/>
+        </w:rPr>
+        <w:t>fdisk -l /dev/sd</w:t>
+      </w:r>
+      <w:r>
+        <w:rPr>
+          <w:rFonts w:ascii="Cascadia Code" w:hAnsi="Cascadia Code" w:cs="Cascadia Code"/>
+          <w:sz w:val="28"/>
+          <w:szCs w:val="28"/>
+          <w:lang w:val="en-US"/>
+        </w:rPr>
+        <w:t>d</w:t>
       </w:r>
       <w:r>
         <w:rPr>
@@ -1490,55 +1854,72 @@
         </w:rPr>
         <w:t>.</w:t>
       </w:r>
-      <w:r>
-        <w:rPr>
-          <w:rFonts w:ascii="Times New Roman" w:hAnsi="Times New Roman" w:cs="Times New Roman"/>
-          <w:sz w:val="28"/>
-          <w:szCs w:val="28"/>
-          <w:lang w:val="en-US"/>
-        </w:rPr>
-        <w:t>conf</w:t>
-      </w:r>
-      <w:r>
-        <w:rPr>
-          <w:rFonts w:ascii="Times New Roman" w:hAnsi="Times New Roman" w:cs="Times New Roman"/>
-          <w:sz w:val="28"/>
-          <w:szCs w:val="28"/>
-        </w:rPr>
-        <w:t xml:space="preserve">, </w:t>
-      </w:r>
-      <w:r>
-        <w:rPr>
-          <w:rFonts w:ascii="Times New Roman" w:hAnsi="Times New Roman" w:cs="Times New Roman"/>
-          <w:sz w:val="28"/>
-          <w:szCs w:val="28"/>
-        </w:rPr>
-        <w:t xml:space="preserve">распаковано содержимое архива с </w:t>
-      </w:r>
-      <w:r>
-        <w:rPr>
-          <w:rFonts w:ascii="Times New Roman" w:hAnsi="Times New Roman" w:cs="Times New Roman"/>
-          <w:sz w:val="28"/>
-          <w:szCs w:val="28"/>
-          <w:lang w:val="en-US"/>
-        </w:rPr>
-        <w:t>rootfs</w:t>
-      </w:r>
-      <w:r>
-        <w:rPr>
-          <w:rFonts w:ascii="Times New Roman" w:hAnsi="Times New Roman" w:cs="Times New Roman"/>
-          <w:sz w:val="28"/>
-          <w:szCs w:val="28"/>
-        </w:rPr>
-        <w:t>.</w:t>
-      </w:r>
-      <w:r>
-        <w:rPr>
-          <w:rFonts w:ascii="Times New Roman" w:hAnsi="Times New Roman" w:cs="Times New Roman"/>
-          <w:sz w:val="28"/>
-          <w:szCs w:val="28"/>
-        </w:rPr>
-        <w:t xml:space="preserve"> Карта готова для запуска ОС.</w:t>
+    </w:p>
+    <w:p>
+      <w:pPr>
+        <w:pStyle w:val="af0"/>
+        <w:widowControl/>
+        <w:suppressAutoHyphens w:val="0"/>
+        <w:spacing w:before="100" w:beforeAutospacing="1" w:after="100" w:afterAutospacing="1"/>
+        <w:rPr>
+          <w:rFonts w:ascii="Times New Roman" w:hAnsi="Times New Roman" w:cs="Times New Roman"/>
+          <w:sz w:val="28"/>
+          <w:szCs w:val="28"/>
+        </w:rPr>
+      </w:pPr>
+      <w:r>
+        <w:rPr>
+          <w:noProof/>
+          <w:lang w:eastAsia="ru-RU" w:bidi="ar-SA"/>
+        </w:rPr>
+        <w:drawing>
+          <wp:inline distT="0" distB="0" distL="0" distR="0" wp14:anchorId="4A34F5A2" wp14:editId="16F5FAB0">
+            <wp:extent cx="6629400" cy="2531533"/>
+            <wp:effectExtent l="0" t="0" r="0" b="2540"/>
+            <wp:docPr id="1327657597" name="Рисунок 11"/>
+            <wp:cNvGraphicFramePr>
+              <a:graphicFrameLocks xmlns:a="http://schemas.openxmlformats.org/drawingml/2006/main" noChangeAspect="1"/>
+            </wp:cNvGraphicFramePr>
+            <a:graphic xmlns:a="http://schemas.openxmlformats.org/drawingml/2006/main">
+              <a:graphicData uri="http://schemas.openxmlformats.org/drawingml/2006/picture">
+                <pic:pic xmlns:pic="http://schemas.openxmlformats.org/drawingml/2006/picture">
+                  <pic:nvPicPr>
+                    <pic:cNvPr id="0" name="Picture 39"/>
+                    <pic:cNvPicPr>
+                      <a:picLocks noChangeAspect="1" noChangeArrowheads="1"/>
+                    </pic:cNvPicPr>
+                  </pic:nvPicPr>
+                  <pic:blipFill>
+                    <a:blip r:embed="rId11">
+                      <a:extLst>
+                        <a:ext uri="{28A0092B-C50C-407E-A947-70E740481C1C}">
+                          <a14:useLocalDpi xmlns:a14="http://schemas.microsoft.com/office/drawing/2010/main" val="0"/>
+                        </a:ext>
+                      </a:extLst>
+                    </a:blip>
+                    <a:srcRect/>
+                    <a:stretch>
+                      <a:fillRect/>
+                    </a:stretch>
+                  </pic:blipFill>
+                  <pic:spPr bwMode="auto">
+                    <a:xfrm>
+                      <a:off x="0" y="0"/>
+                      <a:ext cx="6638604" cy="2535048"/>
+                    </a:xfrm>
+                    <a:prstGeom prst="rect">
+                      <a:avLst/>
+                    </a:prstGeom>
+                    <a:noFill/>
+                    <a:ln>
+                      <a:noFill/>
+                    </a:ln>
+                  </pic:spPr>
+                </pic:pic>
+              </a:graphicData>
+            </a:graphic>
+          </wp:inline>
+        </w:drawing>
       </w:r>
     </w:p>
     <w:p>
@@ -1550,6 +1931,1887 @@
         </w:numPr>
         <w:ind w:right="424"/>
         <w:rPr>
+          <w:rFonts w:cs="Times New Roman"/>
+          <w:sz w:val="28"/>
+          <w:szCs w:val="28"/>
+        </w:rPr>
+      </w:pPr>
+      <w:r>
+        <w:rPr>
+          <w:rFonts w:ascii="Times New Roman" w:hAnsi="Times New Roman" w:cs="Times New Roman"/>
+          <w:sz w:val="28"/>
+          <w:szCs w:val="28"/>
+        </w:rPr>
+        <w:t>Записан</w:t>
+      </w:r>
+      <w:r>
+        <w:rPr>
+          <w:rFonts w:ascii="Times New Roman" w:hAnsi="Times New Roman" w:cs="Times New Roman"/>
+          <w:sz w:val="28"/>
+          <w:szCs w:val="28"/>
+        </w:rPr>
+        <w:t xml:space="preserve"> </w:t>
+      </w:r>
+      <w:r>
+        <w:rPr>
+          <w:rFonts w:ascii="Times New Roman" w:hAnsi="Times New Roman" w:cs="Times New Roman"/>
+          <w:sz w:val="28"/>
+          <w:szCs w:val="28"/>
+          <w:lang w:val="en-US"/>
+        </w:rPr>
+        <w:t>u</w:t>
+      </w:r>
+      <w:r>
+        <w:rPr>
+          <w:rFonts w:ascii="Times New Roman" w:hAnsi="Times New Roman" w:cs="Times New Roman"/>
+          <w:sz w:val="28"/>
+          <w:szCs w:val="28"/>
+        </w:rPr>
+        <w:t>-</w:t>
+      </w:r>
+      <w:r>
+        <w:rPr>
+          <w:rFonts w:ascii="Times New Roman" w:hAnsi="Times New Roman" w:cs="Times New Roman"/>
+          <w:sz w:val="28"/>
+          <w:szCs w:val="28"/>
+          <w:lang w:val="en-US"/>
+        </w:rPr>
+        <w:t>boot</w:t>
+      </w:r>
+      <w:r>
+        <w:rPr>
+          <w:rFonts w:ascii="Times New Roman" w:hAnsi="Times New Roman" w:cs="Times New Roman"/>
+          <w:sz w:val="28"/>
+          <w:szCs w:val="28"/>
+        </w:rPr>
+        <w:t xml:space="preserve"> </w:t>
+      </w:r>
+      <w:r>
+        <w:rPr>
+          <w:rFonts w:ascii="Times New Roman" w:hAnsi="Times New Roman" w:cs="Times New Roman"/>
+          <w:sz w:val="28"/>
+          <w:szCs w:val="28"/>
+        </w:rPr>
+        <w:t>в</w:t>
+      </w:r>
+      <w:r>
+        <w:rPr>
+          <w:rFonts w:ascii="Times New Roman" w:hAnsi="Times New Roman" w:cs="Times New Roman"/>
+          <w:sz w:val="28"/>
+          <w:szCs w:val="28"/>
+        </w:rPr>
+        <w:t xml:space="preserve"> </w:t>
+      </w:r>
+      <w:r>
+        <w:rPr>
+          <w:rFonts w:ascii="Times New Roman" w:hAnsi="Times New Roman" w:cs="Times New Roman"/>
+          <w:sz w:val="28"/>
+          <w:szCs w:val="28"/>
+        </w:rPr>
+        <w:t>начало</w:t>
+      </w:r>
+      <w:r>
+        <w:rPr>
+          <w:rFonts w:ascii="Times New Roman" w:hAnsi="Times New Roman" w:cs="Times New Roman"/>
+          <w:sz w:val="28"/>
+          <w:szCs w:val="28"/>
+        </w:rPr>
+        <w:t xml:space="preserve"> </w:t>
+      </w:r>
+      <w:r>
+        <w:rPr>
+          <w:rFonts w:ascii="Times New Roman" w:hAnsi="Times New Roman" w:cs="Times New Roman"/>
+          <w:sz w:val="28"/>
+          <w:szCs w:val="28"/>
+        </w:rPr>
+        <w:t>карты</w:t>
+      </w:r>
+      <w:r>
+        <w:rPr>
+          <w:rFonts w:ascii="Times New Roman" w:hAnsi="Times New Roman" w:cs="Times New Roman"/>
+          <w:sz w:val="28"/>
+          <w:szCs w:val="28"/>
+        </w:rPr>
+        <w:t xml:space="preserve">: </w:t>
+      </w:r>
+      <w:r>
+        <w:rPr>
+          <w:rFonts w:ascii="Cascadia Code" w:hAnsi="Cascadia Code" w:cs="Cascadia Code"/>
+          <w:sz w:val="28"/>
+          <w:szCs w:val="28"/>
+          <w:lang w:val="en-US"/>
+        </w:rPr>
+        <w:t>dd</w:t>
+      </w:r>
+      <w:r>
+        <w:rPr>
+          <w:rFonts w:ascii="Cascadia Code" w:hAnsi="Cascadia Code" w:cs="Cascadia Code"/>
+          <w:sz w:val="28"/>
+          <w:szCs w:val="28"/>
+        </w:rPr>
+        <w:t xml:space="preserve"> </w:t>
+      </w:r>
+      <w:r>
+        <w:rPr>
+          <w:rFonts w:ascii="Cascadia Code" w:hAnsi="Cascadia Code" w:cs="Cascadia Code"/>
+          <w:sz w:val="28"/>
+          <w:szCs w:val="28"/>
+          <w:lang w:val="en-US"/>
+        </w:rPr>
+        <w:t>if</w:t>
+      </w:r>
+      <w:r>
+        <w:rPr>
+          <w:rFonts w:ascii="Cascadia Code" w:hAnsi="Cascadia Code" w:cs="Cascadia Code"/>
+          <w:sz w:val="28"/>
+          <w:szCs w:val="28"/>
+        </w:rPr>
+        <w:t>=/</w:t>
+      </w:r>
+      <w:r>
+        <w:rPr>
+          <w:rFonts w:ascii="Cascadia Code" w:hAnsi="Cascadia Code" w:cs="Cascadia Code"/>
+          <w:sz w:val="28"/>
+          <w:szCs w:val="28"/>
+          <w:lang w:val="en-US"/>
+        </w:rPr>
+        <w:t>home</w:t>
+      </w:r>
+      <w:r>
+        <w:rPr>
+          <w:rFonts w:ascii="Cascadia Code" w:hAnsi="Cascadia Code" w:cs="Cascadia Code"/>
+          <w:sz w:val="28"/>
+          <w:szCs w:val="28"/>
+        </w:rPr>
+        <w:t>/</w:t>
+      </w:r>
+      <w:r>
+        <w:rPr>
+          <w:rFonts w:ascii="Cascadia Code" w:hAnsi="Cascadia Code" w:cs="Cascadia Code"/>
+          <w:sz w:val="28"/>
+          <w:szCs w:val="28"/>
+          <w:lang w:val="en-US"/>
+        </w:rPr>
+        <w:t>ALT</w:t>
+      </w:r>
+      <w:r>
+        <w:rPr>
+          <w:rFonts w:ascii="Cascadia Code" w:hAnsi="Cascadia Code" w:cs="Cascadia Code"/>
+          <w:sz w:val="28"/>
+          <w:szCs w:val="28"/>
+        </w:rPr>
+        <w:t>.</w:t>
+      </w:r>
+      <w:r>
+        <w:rPr>
+          <w:rFonts w:ascii="Cascadia Code" w:hAnsi="Cascadia Code" w:cs="Cascadia Code"/>
+          <w:sz w:val="28"/>
+          <w:szCs w:val="28"/>
+          <w:lang w:val="en-US"/>
+        </w:rPr>
+        <w:t>SGU</w:t>
+      </w:r>
+      <w:r>
+        <w:rPr>
+          <w:rFonts w:ascii="Cascadia Code" w:hAnsi="Cascadia Code" w:cs="Cascadia Code"/>
+          <w:sz w:val="28"/>
+          <w:szCs w:val="28"/>
+        </w:rPr>
+        <w:t>.</w:t>
+      </w:r>
+      <w:r>
+        <w:rPr>
+          <w:rFonts w:ascii="Cascadia Code" w:hAnsi="Cascadia Code" w:cs="Cascadia Code"/>
+          <w:sz w:val="28"/>
+          <w:szCs w:val="28"/>
+          <w:lang w:val="en-US"/>
+        </w:rPr>
+        <w:t>RU</w:t>
+      </w:r>
+      <w:r>
+        <w:rPr>
+          <w:rFonts w:ascii="Cascadia Code" w:hAnsi="Cascadia Code" w:cs="Cascadia Code"/>
+          <w:sz w:val="28"/>
+          <w:szCs w:val="28"/>
+        </w:rPr>
+        <w:t>/</w:t>
+      </w:r>
+      <w:r>
+        <w:rPr>
+          <w:rFonts w:ascii="Cascadia Code" w:hAnsi="Cascadia Code" w:cs="Cascadia Code"/>
+          <w:sz w:val="28"/>
+          <w:szCs w:val="28"/>
+          <w:lang w:val="en-US"/>
+        </w:rPr>
+        <w:t>chesakovme</w:t>
+      </w:r>
+      <w:r>
+        <w:rPr>
+          <w:rFonts w:ascii="Cascadia Code" w:hAnsi="Cascadia Code" w:cs="Cascadia Code"/>
+          <w:sz w:val="28"/>
+          <w:szCs w:val="28"/>
+        </w:rPr>
+        <w:t>/</w:t>
+      </w:r>
+      <w:r>
+        <w:rPr>
+          <w:rFonts w:ascii="Cascadia Code" w:hAnsi="Cascadia Code" w:cs="Cascadia Code"/>
+          <w:sz w:val="28"/>
+          <w:szCs w:val="28"/>
+          <w:lang w:val="en-US"/>
+        </w:rPr>
+        <w:t>u</w:t>
+      </w:r>
+      <w:r>
+        <w:rPr>
+          <w:rFonts w:ascii="Cascadia Code" w:hAnsi="Cascadia Code" w:cs="Cascadia Code"/>
+          <w:sz w:val="28"/>
+          <w:szCs w:val="28"/>
+        </w:rPr>
+        <w:t>-</w:t>
+      </w:r>
+      <w:r>
+        <w:rPr>
+          <w:rFonts w:ascii="Cascadia Code" w:hAnsi="Cascadia Code" w:cs="Cascadia Code"/>
+          <w:sz w:val="28"/>
+          <w:szCs w:val="28"/>
+          <w:lang w:val="en-US"/>
+        </w:rPr>
+        <w:t>boot</w:t>
+      </w:r>
+      <w:r>
+        <w:rPr>
+          <w:rFonts w:ascii="Cascadia Code" w:hAnsi="Cascadia Code" w:cs="Cascadia Code"/>
+          <w:sz w:val="28"/>
+          <w:szCs w:val="28"/>
+        </w:rPr>
+        <w:t>-</w:t>
+      </w:r>
+      <w:r>
+        <w:rPr>
+          <w:rFonts w:ascii="Cascadia Code" w:hAnsi="Cascadia Code" w:cs="Cascadia Code"/>
+          <w:sz w:val="28"/>
+          <w:szCs w:val="28"/>
+          <w:lang w:val="en-US"/>
+        </w:rPr>
+        <w:t>sunxi</w:t>
+      </w:r>
+      <w:r>
+        <w:rPr>
+          <w:rFonts w:ascii="Cascadia Code" w:hAnsi="Cascadia Code" w:cs="Cascadia Code"/>
+          <w:sz w:val="28"/>
+          <w:szCs w:val="28"/>
+        </w:rPr>
+        <w:t>-</w:t>
+      </w:r>
+      <w:r>
+        <w:rPr>
+          <w:rFonts w:ascii="Cascadia Code" w:hAnsi="Cascadia Code" w:cs="Cascadia Code"/>
+          <w:sz w:val="28"/>
+          <w:szCs w:val="28"/>
+          <w:lang w:val="en-US"/>
+        </w:rPr>
+        <w:t>with</w:t>
+      </w:r>
+      <w:r>
+        <w:rPr>
+          <w:rFonts w:ascii="Cascadia Code" w:hAnsi="Cascadia Code" w:cs="Cascadia Code"/>
+          <w:sz w:val="28"/>
+          <w:szCs w:val="28"/>
+        </w:rPr>
+        <w:t>-</w:t>
+      </w:r>
+      <w:r>
+        <w:rPr>
+          <w:rFonts w:ascii="Cascadia Code" w:hAnsi="Cascadia Code" w:cs="Cascadia Code"/>
+          <w:sz w:val="28"/>
+          <w:szCs w:val="28"/>
+          <w:lang w:val="en-US"/>
+        </w:rPr>
+        <w:t>spl</w:t>
+      </w:r>
+      <w:r>
+        <w:rPr>
+          <w:rFonts w:ascii="Cascadia Code" w:hAnsi="Cascadia Code" w:cs="Cascadia Code"/>
+          <w:sz w:val="28"/>
+          <w:szCs w:val="28"/>
+        </w:rPr>
+        <w:t>.</w:t>
+      </w:r>
+      <w:r>
+        <w:rPr>
+          <w:rFonts w:ascii="Cascadia Code" w:hAnsi="Cascadia Code" w:cs="Cascadia Code"/>
+          <w:sz w:val="28"/>
+          <w:szCs w:val="28"/>
+          <w:lang w:val="en-US"/>
+        </w:rPr>
+        <w:t>bin</w:t>
+      </w:r>
+      <w:r>
+        <w:rPr>
+          <w:rFonts w:ascii="Cascadia Code" w:hAnsi="Cascadia Code" w:cs="Cascadia Code"/>
+          <w:sz w:val="28"/>
+          <w:szCs w:val="28"/>
+        </w:rPr>
+        <w:t xml:space="preserve"> </w:t>
+      </w:r>
+      <w:r>
+        <w:rPr>
+          <w:rFonts w:ascii="Cascadia Code" w:hAnsi="Cascadia Code" w:cs="Cascadia Code"/>
+          <w:sz w:val="28"/>
+          <w:szCs w:val="28"/>
+          <w:lang w:val="en-US"/>
+        </w:rPr>
+        <w:t>of</w:t>
+      </w:r>
+      <w:r>
+        <w:rPr>
+          <w:rFonts w:ascii="Cascadia Code" w:hAnsi="Cascadia Code" w:cs="Cascadia Code"/>
+          <w:sz w:val="28"/>
+          <w:szCs w:val="28"/>
+        </w:rPr>
+        <w:t>=/</w:t>
+      </w:r>
+      <w:r>
+        <w:rPr>
+          <w:rFonts w:ascii="Cascadia Code" w:hAnsi="Cascadia Code" w:cs="Cascadia Code"/>
+          <w:sz w:val="28"/>
+          <w:szCs w:val="28"/>
+          <w:lang w:val="en-US"/>
+        </w:rPr>
+        <w:t>dev</w:t>
+      </w:r>
+      <w:r>
+        <w:rPr>
+          <w:rFonts w:ascii="Cascadia Code" w:hAnsi="Cascadia Code" w:cs="Cascadia Code"/>
+          <w:sz w:val="28"/>
+          <w:szCs w:val="28"/>
+        </w:rPr>
+        <w:t>/</w:t>
+      </w:r>
+      <w:r>
+        <w:rPr>
+          <w:rFonts w:ascii="Cascadia Code" w:hAnsi="Cascadia Code" w:cs="Cascadia Code"/>
+          <w:sz w:val="28"/>
+          <w:szCs w:val="28"/>
+          <w:lang w:val="en-US"/>
+        </w:rPr>
+        <w:t>sd</w:t>
+      </w:r>
+      <w:r>
+        <w:rPr>
+          <w:rFonts w:ascii="Cascadia Code" w:hAnsi="Cascadia Code" w:cs="Cascadia Code"/>
+          <w:sz w:val="28"/>
+          <w:szCs w:val="28"/>
+          <w:lang w:val="en-US"/>
+        </w:rPr>
+        <w:t>d</w:t>
+      </w:r>
+      <w:r>
+        <w:rPr>
+          <w:rFonts w:ascii="Cascadia Code" w:hAnsi="Cascadia Code" w:cs="Cascadia Code"/>
+          <w:sz w:val="28"/>
+          <w:szCs w:val="28"/>
+        </w:rPr>
+        <w:t xml:space="preserve"> </w:t>
+      </w:r>
+      <w:r>
+        <w:rPr>
+          <w:rFonts w:ascii="Cascadia Code" w:hAnsi="Cascadia Code" w:cs="Cascadia Code"/>
+          <w:sz w:val="28"/>
+          <w:szCs w:val="28"/>
+          <w:lang w:val="en-US"/>
+        </w:rPr>
+        <w:t>bs</w:t>
+      </w:r>
+      <w:r>
+        <w:rPr>
+          <w:rFonts w:ascii="Cascadia Code" w:hAnsi="Cascadia Code" w:cs="Cascadia Code"/>
+          <w:sz w:val="28"/>
+          <w:szCs w:val="28"/>
+        </w:rPr>
+        <w:t>=1</w:t>
+      </w:r>
+      <w:r>
+        <w:rPr>
+          <w:rFonts w:ascii="Cascadia Code" w:hAnsi="Cascadia Code" w:cs="Cascadia Code"/>
+          <w:sz w:val="28"/>
+          <w:szCs w:val="28"/>
+          <w:lang w:val="en-US"/>
+        </w:rPr>
+        <w:t>k</w:t>
+      </w:r>
+      <w:r>
+        <w:rPr>
+          <w:rFonts w:ascii="Cascadia Code" w:hAnsi="Cascadia Code" w:cs="Cascadia Code"/>
+          <w:sz w:val="28"/>
+          <w:szCs w:val="28"/>
+        </w:rPr>
+        <w:t xml:space="preserve"> </w:t>
+      </w:r>
+      <w:r>
+        <w:rPr>
+          <w:rFonts w:ascii="Cascadia Code" w:hAnsi="Cascadia Code" w:cs="Cascadia Code"/>
+          <w:sz w:val="28"/>
+          <w:szCs w:val="28"/>
+          <w:lang w:val="en-US"/>
+        </w:rPr>
+        <w:t>seek</w:t>
+      </w:r>
+      <w:r>
+        <w:rPr>
+          <w:rFonts w:ascii="Cascadia Code" w:hAnsi="Cascadia Code" w:cs="Cascadia Code"/>
+          <w:sz w:val="28"/>
+          <w:szCs w:val="28"/>
+        </w:rPr>
+        <w:t>=8</w:t>
+      </w:r>
+      <w:r>
+        <w:rPr>
+          <w:rFonts w:ascii="Times New Roman" w:hAnsi="Times New Roman" w:cs="Times New Roman"/>
+          <w:sz w:val="28"/>
+          <w:szCs w:val="28"/>
+        </w:rPr>
+        <w:t>.</w:t>
+      </w:r>
+      <w:r>
+        <w:rPr>
+          <w:rFonts w:ascii="Times New Roman" w:eastAsia="Times New Roman" w:hAnsi="Times New Roman" w:cs="Times New Roman"/>
+          <w:kern w:val="0"/>
+          <w:lang w:eastAsia="ru-RU" w:bidi="ar-SA"/>
+        </w:rPr>
+        <w:t xml:space="preserve"> </w:t>
+      </w:r>
+      <w:r>
+        <w:rPr>
+          <w:rFonts w:cs="Times New Roman"/>
+          <w:sz w:val="28"/>
+          <w:szCs w:val="28"/>
+        </w:rPr>
+        <w:drawing>
+          <wp:inline distT="0" distB="0" distL="0" distR="0" wp14:anchorId="4DFA2473" wp14:editId="52BA3783">
+            <wp:extent cx="6851015" cy="649344"/>
+            <wp:effectExtent l="0" t="0" r="0" b="0"/>
+            <wp:docPr id="155208002" name="Рисунок 17"/>
+            <wp:cNvGraphicFramePr>
+              <a:graphicFrameLocks xmlns:a="http://schemas.openxmlformats.org/drawingml/2006/main" noChangeAspect="1"/>
+            </wp:cNvGraphicFramePr>
+            <a:graphic xmlns:a="http://schemas.openxmlformats.org/drawingml/2006/main">
+              <a:graphicData uri="http://schemas.openxmlformats.org/drawingml/2006/picture">
+                <pic:pic xmlns:pic="http://schemas.openxmlformats.org/drawingml/2006/picture">
+                  <pic:nvPicPr>
+                    <pic:cNvPr id="0" name="Picture 63"/>
+                    <pic:cNvPicPr>
+                      <a:picLocks noChangeAspect="1" noChangeArrowheads="1"/>
+                    </pic:cNvPicPr>
+                  </pic:nvPicPr>
+                  <pic:blipFill>
+                    <a:blip r:embed="rId12">
+                      <a:extLst>
+                        <a:ext uri="{28A0092B-C50C-407E-A947-70E740481C1C}">
+                          <a14:useLocalDpi xmlns:a14="http://schemas.microsoft.com/office/drawing/2010/main" val="0"/>
+                        </a:ext>
+                      </a:extLst>
+                    </a:blip>
+                    <a:srcRect/>
+                    <a:stretch>
+                      <a:fillRect/>
+                    </a:stretch>
+                  </pic:blipFill>
+                  <pic:spPr bwMode="auto">
+                    <a:xfrm>
+                      <a:off x="0" y="0"/>
+                      <a:ext cx="6930930" cy="656918"/>
+                    </a:xfrm>
+                    <a:prstGeom prst="rect">
+                      <a:avLst/>
+                    </a:prstGeom>
+                    <a:noFill/>
+                    <a:ln>
+                      <a:noFill/>
+                    </a:ln>
+                  </pic:spPr>
+                </pic:pic>
+              </a:graphicData>
+            </a:graphic>
+          </wp:inline>
+        </w:drawing>
+      </w:r>
+    </w:p>
+    <w:p>
+      <w:pPr>
+        <w:pStyle w:val="af0"/>
+        <w:numPr>
+          <w:ilvl w:val="0"/>
+          <w:numId w:val="5"/>
+        </w:numPr>
+        <w:ind w:right="424"/>
+        <w:rPr>
+          <w:rFonts w:ascii="Times New Roman" w:hAnsi="Times New Roman" w:cs="Times New Roman"/>
+          <w:sz w:val="28"/>
+          <w:szCs w:val="28"/>
+        </w:rPr>
+      </w:pPr>
+      <w:r>
+        <w:rPr>
+          <w:rFonts w:ascii="Times New Roman" w:hAnsi="Times New Roman" w:cs="Times New Roman"/>
+          <w:sz w:val="28"/>
+          <w:szCs w:val="28"/>
+        </w:rPr>
+        <w:t>Положено</w:t>
+      </w:r>
+      <w:r>
+        <w:rPr>
+          <w:rFonts w:ascii="Times New Roman" w:hAnsi="Times New Roman" w:cs="Times New Roman"/>
+          <w:sz w:val="28"/>
+          <w:szCs w:val="28"/>
+        </w:rPr>
+        <w:t xml:space="preserve"> </w:t>
+      </w:r>
+      <w:r>
+        <w:rPr>
+          <w:rFonts w:ascii="Times New Roman" w:hAnsi="Times New Roman" w:cs="Times New Roman"/>
+          <w:sz w:val="28"/>
+          <w:szCs w:val="28"/>
+        </w:rPr>
+        <w:t>на</w:t>
+      </w:r>
+      <w:r>
+        <w:rPr>
+          <w:rFonts w:ascii="Times New Roman" w:hAnsi="Times New Roman" w:cs="Times New Roman"/>
+          <w:sz w:val="28"/>
+          <w:szCs w:val="28"/>
+        </w:rPr>
+        <w:t xml:space="preserve"> </w:t>
+      </w:r>
+      <w:r>
+        <w:rPr>
+          <w:rFonts w:ascii="Times New Roman" w:hAnsi="Times New Roman" w:cs="Times New Roman"/>
+          <w:sz w:val="28"/>
+          <w:szCs w:val="28"/>
+          <w:lang w:val="en-US"/>
+        </w:rPr>
+        <w:t>BOOT</w:t>
+      </w:r>
+      <w:r>
+        <w:rPr>
+          <w:rFonts w:ascii="Times New Roman" w:hAnsi="Times New Roman" w:cs="Times New Roman"/>
+          <w:sz w:val="28"/>
+          <w:szCs w:val="28"/>
+        </w:rPr>
+        <w:t xml:space="preserve"> </w:t>
+      </w:r>
+      <w:r>
+        <w:rPr>
+          <w:rFonts w:ascii="Times New Roman" w:hAnsi="Times New Roman" w:cs="Times New Roman"/>
+          <w:sz w:val="28"/>
+          <w:szCs w:val="28"/>
+        </w:rPr>
+        <w:t>ядро</w:t>
+      </w:r>
+      <w:r>
+        <w:rPr>
+          <w:rFonts w:ascii="Times New Roman" w:hAnsi="Times New Roman" w:cs="Times New Roman"/>
+          <w:sz w:val="28"/>
+          <w:szCs w:val="28"/>
+        </w:rPr>
+        <w:t xml:space="preserve">(копирование сохранённых мною файлов из домашней директории на </w:t>
+      </w:r>
+      <w:r>
+        <w:rPr>
+          <w:rFonts w:ascii="Times New Roman" w:hAnsi="Times New Roman" w:cs="Times New Roman"/>
+          <w:sz w:val="28"/>
+          <w:szCs w:val="28"/>
+          <w:lang w:val="en-US"/>
+        </w:rPr>
+        <w:t>SD</w:t>
+      </w:r>
+      <w:r>
+        <w:rPr>
+          <w:rFonts w:ascii="Times New Roman" w:hAnsi="Times New Roman" w:cs="Times New Roman"/>
+          <w:sz w:val="28"/>
+          <w:szCs w:val="28"/>
+        </w:rPr>
+        <w:t>-карту)</w:t>
+      </w:r>
+      <w:r>
+        <w:rPr>
+          <w:rFonts w:ascii="Times New Roman" w:hAnsi="Times New Roman" w:cs="Times New Roman"/>
+          <w:sz w:val="28"/>
+          <w:szCs w:val="28"/>
+        </w:rPr>
+        <w:t xml:space="preserve"> </w:t>
+      </w:r>
+      <w:r>
+        <w:rPr>
+          <w:rFonts w:ascii="Cascadia Code" w:hAnsi="Cascadia Code" w:cs="Cascadia Code"/>
+          <w:sz w:val="28"/>
+          <w:szCs w:val="28"/>
+          <w:lang w:val="en-US"/>
+        </w:rPr>
+        <w:t>cp</w:t>
+      </w:r>
+      <w:r>
+        <w:rPr>
+          <w:rFonts w:ascii="Cascadia Code" w:hAnsi="Cascadia Code" w:cs="Cascadia Code"/>
+          <w:sz w:val="28"/>
+          <w:szCs w:val="28"/>
+        </w:rPr>
+        <w:t xml:space="preserve"> /</w:t>
+      </w:r>
+      <w:r>
+        <w:rPr>
+          <w:rFonts w:ascii="Cascadia Code" w:hAnsi="Cascadia Code" w:cs="Cascadia Code"/>
+          <w:sz w:val="28"/>
+          <w:szCs w:val="28"/>
+          <w:lang w:val="en-US"/>
+        </w:rPr>
+        <w:t>home</w:t>
+      </w:r>
+      <w:r>
+        <w:rPr>
+          <w:rFonts w:ascii="Cascadia Code" w:hAnsi="Cascadia Code" w:cs="Cascadia Code"/>
+          <w:sz w:val="28"/>
+          <w:szCs w:val="28"/>
+        </w:rPr>
+        <w:t>/</w:t>
+      </w:r>
+      <w:r>
+        <w:rPr>
+          <w:rFonts w:ascii="Cascadia Code" w:hAnsi="Cascadia Code" w:cs="Cascadia Code"/>
+          <w:sz w:val="28"/>
+          <w:szCs w:val="28"/>
+          <w:lang w:val="en-US"/>
+        </w:rPr>
+        <w:t>ALT</w:t>
+      </w:r>
+      <w:r>
+        <w:rPr>
+          <w:rFonts w:ascii="Cascadia Code" w:hAnsi="Cascadia Code" w:cs="Cascadia Code"/>
+          <w:sz w:val="28"/>
+          <w:szCs w:val="28"/>
+        </w:rPr>
+        <w:t>.</w:t>
+      </w:r>
+      <w:r>
+        <w:rPr>
+          <w:rFonts w:ascii="Cascadia Code" w:hAnsi="Cascadia Code" w:cs="Cascadia Code"/>
+          <w:sz w:val="28"/>
+          <w:szCs w:val="28"/>
+          <w:lang w:val="en-US"/>
+        </w:rPr>
+        <w:t>SGU</w:t>
+      </w:r>
+      <w:r>
+        <w:rPr>
+          <w:rFonts w:ascii="Cascadia Code" w:hAnsi="Cascadia Code" w:cs="Cascadia Code"/>
+          <w:sz w:val="28"/>
+          <w:szCs w:val="28"/>
+        </w:rPr>
+        <w:t>.</w:t>
+      </w:r>
+      <w:r>
+        <w:rPr>
+          <w:rFonts w:ascii="Cascadia Code" w:hAnsi="Cascadia Code" w:cs="Cascadia Code"/>
+          <w:sz w:val="28"/>
+          <w:szCs w:val="28"/>
+          <w:lang w:val="en-US"/>
+        </w:rPr>
+        <w:t>RU</w:t>
+      </w:r>
+      <w:r>
+        <w:rPr>
+          <w:rFonts w:ascii="Cascadia Code" w:hAnsi="Cascadia Code" w:cs="Cascadia Code"/>
+          <w:sz w:val="28"/>
+          <w:szCs w:val="28"/>
+        </w:rPr>
+        <w:t>/</w:t>
+      </w:r>
+      <w:r>
+        <w:rPr>
+          <w:rFonts w:ascii="Cascadia Code" w:hAnsi="Cascadia Code" w:cs="Cascadia Code"/>
+          <w:sz w:val="28"/>
+          <w:szCs w:val="28"/>
+          <w:lang w:val="en-US"/>
+        </w:rPr>
+        <w:t>chesakovme</w:t>
+      </w:r>
+      <w:r>
+        <w:rPr>
+          <w:rFonts w:ascii="Cascadia Code" w:hAnsi="Cascadia Code" w:cs="Cascadia Code"/>
+          <w:sz w:val="28"/>
+          <w:szCs w:val="28"/>
+        </w:rPr>
+        <w:t>/</w:t>
+      </w:r>
+      <w:r>
+        <w:rPr>
+          <w:rFonts w:ascii="Cascadia Code" w:hAnsi="Cascadia Code" w:cs="Cascadia Code"/>
+          <w:sz w:val="28"/>
+          <w:szCs w:val="28"/>
+          <w:lang w:val="en-US"/>
+        </w:rPr>
+        <w:t>Image</w:t>
+      </w:r>
+      <w:r>
+        <w:rPr>
+          <w:rFonts w:ascii="Cascadia Code" w:hAnsi="Cascadia Code" w:cs="Cascadia Code"/>
+          <w:sz w:val="28"/>
+          <w:szCs w:val="28"/>
+        </w:rPr>
+        <w:t xml:space="preserve"> /</w:t>
+      </w:r>
+      <w:r>
+        <w:rPr>
+          <w:rFonts w:ascii="Cascadia Code" w:hAnsi="Cascadia Code" w:cs="Cascadia Code"/>
+          <w:sz w:val="28"/>
+          <w:szCs w:val="28"/>
+          <w:lang w:val="en-US"/>
+        </w:rPr>
+        <w:t>run</w:t>
+      </w:r>
+      <w:r>
+        <w:rPr>
+          <w:rFonts w:ascii="Cascadia Code" w:hAnsi="Cascadia Code" w:cs="Cascadia Code"/>
+          <w:sz w:val="28"/>
+          <w:szCs w:val="28"/>
+        </w:rPr>
+        <w:t>/</w:t>
+      </w:r>
+      <w:r>
+        <w:rPr>
+          <w:rFonts w:ascii="Cascadia Code" w:hAnsi="Cascadia Code" w:cs="Cascadia Code"/>
+          <w:sz w:val="28"/>
+          <w:szCs w:val="28"/>
+          <w:lang w:val="en-US"/>
+        </w:rPr>
+        <w:t>media</w:t>
+      </w:r>
+      <w:r>
+        <w:rPr>
+          <w:rFonts w:ascii="Cascadia Code" w:hAnsi="Cascadia Code" w:cs="Cascadia Code"/>
+          <w:sz w:val="28"/>
+          <w:szCs w:val="28"/>
+        </w:rPr>
+        <w:t>/</w:t>
+      </w:r>
+      <w:r>
+        <w:rPr>
+          <w:rFonts w:ascii="Cascadia Code" w:hAnsi="Cascadia Code" w:cs="Cascadia Code"/>
+          <w:sz w:val="28"/>
+          <w:szCs w:val="28"/>
+          <w:lang w:val="en-US"/>
+        </w:rPr>
+        <w:t>chesakovme</w:t>
+      </w:r>
+      <w:r>
+        <w:rPr>
+          <w:rFonts w:ascii="Cascadia Code" w:hAnsi="Cascadia Code" w:cs="Cascadia Code"/>
+          <w:sz w:val="28"/>
+          <w:szCs w:val="28"/>
+        </w:rPr>
+        <w:t>/</w:t>
+      </w:r>
+      <w:r>
+        <w:rPr>
+          <w:rFonts w:ascii="Cascadia Code" w:hAnsi="Cascadia Code" w:cs="Cascadia Code"/>
+          <w:sz w:val="28"/>
+          <w:szCs w:val="28"/>
+          <w:lang w:val="en-US"/>
+        </w:rPr>
+        <w:t>BOOT</w:t>
+      </w:r>
+      <w:r>
+        <w:rPr>
+          <w:rFonts w:ascii="Cascadia Code" w:hAnsi="Cascadia Code" w:cs="Cascadia Code"/>
+          <w:sz w:val="28"/>
+          <w:szCs w:val="28"/>
+        </w:rPr>
+        <w:t>/</w:t>
+      </w:r>
+      <w:r>
+        <w:rPr>
+          <w:rFonts w:ascii="Cascadia Code" w:hAnsi="Cascadia Code" w:cs="Cascadia Code"/>
+          <w:sz w:val="28"/>
+          <w:szCs w:val="28"/>
+          <w:lang w:val="en-US"/>
+        </w:rPr>
+        <w:t>Image</w:t>
+      </w:r>
+      <w:r>
+        <w:rPr>
+          <w:rFonts w:ascii="Times New Roman" w:hAnsi="Times New Roman" w:cs="Times New Roman"/>
+          <w:sz w:val="28"/>
+          <w:szCs w:val="28"/>
+        </w:rPr>
+        <w:t xml:space="preserve">, </w:t>
+      </w:r>
+      <w:r>
+        <w:rPr>
+          <w:rFonts w:ascii="Times New Roman" w:hAnsi="Times New Roman" w:cs="Times New Roman"/>
+          <w:sz w:val="28"/>
+          <w:szCs w:val="28"/>
+          <w:lang w:val="en-US"/>
+        </w:rPr>
+        <w:t>dtb</w:t>
+      </w:r>
+      <w:r>
+        <w:rPr>
+          <w:rFonts w:ascii="Times New Roman" w:hAnsi="Times New Roman" w:cs="Times New Roman"/>
+          <w:sz w:val="28"/>
+          <w:szCs w:val="28"/>
+        </w:rPr>
+        <w:t xml:space="preserve"> </w:t>
+      </w:r>
+      <w:r>
+        <w:rPr>
+          <w:rFonts w:ascii="Times New Roman" w:hAnsi="Times New Roman" w:cs="Times New Roman"/>
+          <w:sz w:val="28"/>
+          <w:szCs w:val="28"/>
+        </w:rPr>
+        <w:t>файл</w:t>
+      </w:r>
+      <w:r>
+        <w:rPr>
+          <w:rFonts w:ascii="Times New Roman" w:hAnsi="Times New Roman" w:cs="Times New Roman"/>
+          <w:sz w:val="28"/>
+          <w:szCs w:val="28"/>
+        </w:rPr>
+        <w:t xml:space="preserve"> </w:t>
+      </w:r>
+      <w:r>
+        <w:rPr>
+          <w:rFonts w:ascii="Cascadia Code" w:hAnsi="Cascadia Code" w:cs="Cascadia Code"/>
+          <w:sz w:val="28"/>
+          <w:szCs w:val="28"/>
+        </w:rPr>
+        <w:t>/</w:t>
+      </w:r>
+      <w:r>
+        <w:rPr>
+          <w:rFonts w:ascii="Cascadia Code" w:hAnsi="Cascadia Code" w:cs="Cascadia Code"/>
+          <w:sz w:val="28"/>
+          <w:szCs w:val="28"/>
+          <w:lang w:val="en-US"/>
+        </w:rPr>
+        <w:t>home</w:t>
+      </w:r>
+      <w:r>
+        <w:rPr>
+          <w:rFonts w:ascii="Cascadia Code" w:hAnsi="Cascadia Code" w:cs="Cascadia Code"/>
+          <w:sz w:val="28"/>
+          <w:szCs w:val="28"/>
+        </w:rPr>
+        <w:t>/</w:t>
+      </w:r>
+      <w:r>
+        <w:rPr>
+          <w:rFonts w:ascii="Cascadia Code" w:hAnsi="Cascadia Code" w:cs="Cascadia Code"/>
+          <w:sz w:val="28"/>
+          <w:szCs w:val="28"/>
+          <w:lang w:val="en-US"/>
+        </w:rPr>
+        <w:t>ALT</w:t>
+      </w:r>
+      <w:r>
+        <w:rPr>
+          <w:rFonts w:ascii="Cascadia Code" w:hAnsi="Cascadia Code" w:cs="Cascadia Code"/>
+          <w:sz w:val="28"/>
+          <w:szCs w:val="28"/>
+        </w:rPr>
+        <w:t>.</w:t>
+      </w:r>
+      <w:r>
+        <w:rPr>
+          <w:rFonts w:ascii="Cascadia Code" w:hAnsi="Cascadia Code" w:cs="Cascadia Code"/>
+          <w:sz w:val="28"/>
+          <w:szCs w:val="28"/>
+          <w:lang w:val="en-US"/>
+        </w:rPr>
+        <w:t>SGU</w:t>
+      </w:r>
+      <w:r>
+        <w:rPr>
+          <w:rFonts w:ascii="Cascadia Code" w:hAnsi="Cascadia Code" w:cs="Cascadia Code"/>
+          <w:sz w:val="28"/>
+          <w:szCs w:val="28"/>
+        </w:rPr>
+        <w:t>.</w:t>
+      </w:r>
+      <w:r>
+        <w:rPr>
+          <w:rFonts w:ascii="Cascadia Code" w:hAnsi="Cascadia Code" w:cs="Cascadia Code"/>
+          <w:sz w:val="28"/>
+          <w:szCs w:val="28"/>
+          <w:lang w:val="en-US"/>
+        </w:rPr>
+        <w:t>RU</w:t>
+      </w:r>
+      <w:r>
+        <w:rPr>
+          <w:rFonts w:ascii="Cascadia Code" w:hAnsi="Cascadia Code" w:cs="Cascadia Code"/>
+          <w:sz w:val="28"/>
+          <w:szCs w:val="28"/>
+        </w:rPr>
+        <w:t>/</w:t>
+      </w:r>
+      <w:r>
+        <w:rPr>
+          <w:rFonts w:ascii="Cascadia Code" w:hAnsi="Cascadia Code" w:cs="Cascadia Code"/>
+          <w:sz w:val="28"/>
+          <w:szCs w:val="28"/>
+          <w:lang w:val="en-US"/>
+        </w:rPr>
+        <w:t>chesakovme</w:t>
+      </w:r>
+      <w:r>
+        <w:rPr>
+          <w:rFonts w:ascii="Cascadia Code" w:hAnsi="Cascadia Code" w:cs="Cascadia Code"/>
+          <w:sz w:val="28"/>
+          <w:szCs w:val="28"/>
+        </w:rPr>
+        <w:t>/</w:t>
+      </w:r>
+      <w:r>
+        <w:rPr>
+          <w:rFonts w:ascii="Cascadia Code" w:hAnsi="Cascadia Code" w:cs="Cascadia Code"/>
+          <w:sz w:val="28"/>
+          <w:szCs w:val="28"/>
+          <w:lang w:val="en-US"/>
+        </w:rPr>
+        <w:t>sun</w:t>
+      </w:r>
+      <w:r>
+        <w:rPr>
+          <w:rFonts w:ascii="Cascadia Code" w:hAnsi="Cascadia Code" w:cs="Cascadia Code"/>
+          <w:sz w:val="28"/>
+          <w:szCs w:val="28"/>
+        </w:rPr>
+        <w:t>20</w:t>
+      </w:r>
+      <w:r>
+        <w:rPr>
+          <w:rFonts w:ascii="Cascadia Code" w:hAnsi="Cascadia Code" w:cs="Cascadia Code"/>
+          <w:sz w:val="28"/>
+          <w:szCs w:val="28"/>
+          <w:lang w:val="en-US"/>
+        </w:rPr>
+        <w:t>i</w:t>
+      </w:r>
+      <w:r>
+        <w:rPr>
+          <w:rFonts w:ascii="Cascadia Code" w:hAnsi="Cascadia Code" w:cs="Cascadia Code"/>
+          <w:sz w:val="28"/>
+          <w:szCs w:val="28"/>
+        </w:rPr>
+        <w:t>-</w:t>
+      </w:r>
+      <w:r>
+        <w:rPr>
+          <w:rFonts w:ascii="Cascadia Code" w:hAnsi="Cascadia Code" w:cs="Cascadia Code"/>
+          <w:sz w:val="28"/>
+          <w:szCs w:val="28"/>
+          <w:lang w:val="en-US"/>
+        </w:rPr>
+        <w:t>d</w:t>
+      </w:r>
+      <w:r>
+        <w:rPr>
+          <w:rFonts w:ascii="Cascadia Code" w:hAnsi="Cascadia Code" w:cs="Cascadia Code"/>
+          <w:sz w:val="28"/>
+          <w:szCs w:val="28"/>
+        </w:rPr>
+        <w:t>1-</w:t>
+      </w:r>
+      <w:r>
+        <w:rPr>
+          <w:rFonts w:ascii="Cascadia Code" w:hAnsi="Cascadia Code" w:cs="Cascadia Code"/>
+          <w:sz w:val="28"/>
+          <w:szCs w:val="28"/>
+          <w:lang w:val="en-US"/>
+        </w:rPr>
+        <w:t>lichee</w:t>
+      </w:r>
+      <w:r>
+        <w:rPr>
+          <w:rFonts w:ascii="Cascadia Code" w:hAnsi="Cascadia Code" w:cs="Cascadia Code"/>
+          <w:sz w:val="28"/>
+          <w:szCs w:val="28"/>
+        </w:rPr>
+        <w:t>-</w:t>
+      </w:r>
+      <w:r>
+        <w:rPr>
+          <w:rFonts w:ascii="Cascadia Code" w:hAnsi="Cascadia Code" w:cs="Cascadia Code"/>
+          <w:sz w:val="28"/>
+          <w:szCs w:val="28"/>
+          <w:lang w:val="en-US"/>
+        </w:rPr>
+        <w:t>rv</w:t>
+      </w:r>
+      <w:r>
+        <w:rPr>
+          <w:rFonts w:ascii="Cascadia Code" w:hAnsi="Cascadia Code" w:cs="Cascadia Code"/>
+          <w:sz w:val="28"/>
+          <w:szCs w:val="28"/>
+        </w:rPr>
+        <w:t>-</w:t>
+      </w:r>
+      <w:r>
+        <w:rPr>
+          <w:rFonts w:ascii="Cascadia Code" w:hAnsi="Cascadia Code" w:cs="Cascadia Code"/>
+          <w:sz w:val="28"/>
+          <w:szCs w:val="28"/>
+          <w:lang w:val="en-US"/>
+        </w:rPr>
+        <w:t>dock</w:t>
+      </w:r>
+      <w:r>
+        <w:rPr>
+          <w:rFonts w:ascii="Cascadia Code" w:hAnsi="Cascadia Code" w:cs="Cascadia Code"/>
+          <w:sz w:val="28"/>
+          <w:szCs w:val="28"/>
+        </w:rPr>
+        <w:t>.</w:t>
+      </w:r>
+      <w:r>
+        <w:rPr>
+          <w:rFonts w:ascii="Cascadia Code" w:hAnsi="Cascadia Code" w:cs="Cascadia Code"/>
+          <w:sz w:val="28"/>
+          <w:szCs w:val="28"/>
+          <w:lang w:val="en-US"/>
+        </w:rPr>
+        <w:t>dtb</w:t>
+      </w:r>
+      <w:r>
+        <w:rPr>
+          <w:rFonts w:ascii="Cascadia Code" w:hAnsi="Cascadia Code" w:cs="Cascadia Code"/>
+          <w:sz w:val="28"/>
+          <w:szCs w:val="28"/>
+        </w:rPr>
+        <w:t xml:space="preserve"> /</w:t>
+      </w:r>
+      <w:r>
+        <w:rPr>
+          <w:rFonts w:ascii="Cascadia Code" w:hAnsi="Cascadia Code" w:cs="Cascadia Code"/>
+          <w:sz w:val="28"/>
+          <w:szCs w:val="28"/>
+          <w:lang w:val="en-US"/>
+        </w:rPr>
+        <w:t>run</w:t>
+      </w:r>
+      <w:r>
+        <w:rPr>
+          <w:rFonts w:ascii="Cascadia Code" w:hAnsi="Cascadia Code" w:cs="Cascadia Code"/>
+          <w:sz w:val="28"/>
+          <w:szCs w:val="28"/>
+        </w:rPr>
+        <w:t>/</w:t>
+      </w:r>
+      <w:r>
+        <w:rPr>
+          <w:rFonts w:ascii="Cascadia Code" w:hAnsi="Cascadia Code" w:cs="Cascadia Code"/>
+          <w:sz w:val="28"/>
+          <w:szCs w:val="28"/>
+          <w:lang w:val="en-US"/>
+        </w:rPr>
+        <w:t>media</w:t>
+      </w:r>
+      <w:r>
+        <w:rPr>
+          <w:rFonts w:ascii="Cascadia Code" w:hAnsi="Cascadia Code" w:cs="Cascadia Code"/>
+          <w:sz w:val="28"/>
+          <w:szCs w:val="28"/>
+        </w:rPr>
+        <w:t>/</w:t>
+      </w:r>
+      <w:r>
+        <w:rPr>
+          <w:rFonts w:ascii="Cascadia Code" w:hAnsi="Cascadia Code" w:cs="Cascadia Code"/>
+          <w:sz w:val="28"/>
+          <w:szCs w:val="28"/>
+          <w:lang w:val="en-US"/>
+        </w:rPr>
+        <w:t>chesakovme</w:t>
+      </w:r>
+      <w:r>
+        <w:rPr>
+          <w:rFonts w:ascii="Cascadia Code" w:hAnsi="Cascadia Code" w:cs="Cascadia Code"/>
+          <w:sz w:val="28"/>
+          <w:szCs w:val="28"/>
+        </w:rPr>
+        <w:t>/</w:t>
+      </w:r>
+      <w:r>
+        <w:rPr>
+          <w:rFonts w:ascii="Cascadia Code" w:hAnsi="Cascadia Code" w:cs="Cascadia Code"/>
+          <w:sz w:val="28"/>
+          <w:szCs w:val="28"/>
+          <w:lang w:val="en-US"/>
+        </w:rPr>
+        <w:t>BOOT</w:t>
+      </w:r>
+      <w:r>
+        <w:rPr>
+          <w:rFonts w:ascii="Cascadia Code" w:hAnsi="Cascadia Code" w:cs="Cascadia Code"/>
+          <w:sz w:val="28"/>
+          <w:szCs w:val="28"/>
+        </w:rPr>
+        <w:t>/</w:t>
+      </w:r>
+      <w:r>
+        <w:rPr>
+          <w:rFonts w:ascii="Times New Roman" w:hAnsi="Times New Roman" w:cs="Times New Roman"/>
+          <w:sz w:val="28"/>
+          <w:szCs w:val="28"/>
+        </w:rPr>
+        <w:t xml:space="preserve">, </w:t>
+      </w:r>
+      <w:r>
+        <w:rPr>
+          <w:rFonts w:ascii="Times New Roman" w:hAnsi="Times New Roman" w:cs="Times New Roman"/>
+          <w:sz w:val="28"/>
+          <w:szCs w:val="28"/>
+          <w:lang w:val="en-US"/>
+        </w:rPr>
+        <w:t>extlinux</w:t>
+      </w:r>
+      <w:r>
+        <w:rPr>
+          <w:rFonts w:ascii="Times New Roman" w:hAnsi="Times New Roman" w:cs="Times New Roman"/>
+          <w:sz w:val="28"/>
+          <w:szCs w:val="28"/>
+        </w:rPr>
+        <w:t>.</w:t>
+      </w:r>
+      <w:r>
+        <w:rPr>
+          <w:rFonts w:ascii="Times New Roman" w:hAnsi="Times New Roman" w:cs="Times New Roman"/>
+          <w:sz w:val="28"/>
+          <w:szCs w:val="28"/>
+          <w:lang w:val="en-US"/>
+        </w:rPr>
+        <w:t>conf</w:t>
+      </w:r>
+      <w:r>
+        <w:rPr>
+          <w:rFonts w:ascii="Times New Roman" w:hAnsi="Times New Roman" w:cs="Times New Roman"/>
+          <w:sz w:val="28"/>
+          <w:szCs w:val="28"/>
+        </w:rPr>
+        <w:t xml:space="preserve"> </w:t>
+      </w:r>
+      <w:r>
+        <w:rPr>
+          <w:rFonts w:ascii="Cascadia Code" w:hAnsi="Cascadia Code" w:cs="Cascadia Code"/>
+          <w:sz w:val="28"/>
+          <w:szCs w:val="28"/>
+          <w:lang w:val="en-US"/>
+        </w:rPr>
+        <w:t>cp</w:t>
+      </w:r>
+      <w:r>
+        <w:rPr>
+          <w:rFonts w:ascii="Cascadia Code" w:hAnsi="Cascadia Code" w:cs="Cascadia Code"/>
+          <w:sz w:val="28"/>
+          <w:szCs w:val="28"/>
+        </w:rPr>
+        <w:t xml:space="preserve"> -</w:t>
+      </w:r>
+      <w:r>
+        <w:rPr>
+          <w:rFonts w:ascii="Cascadia Code" w:hAnsi="Cascadia Code" w:cs="Cascadia Code"/>
+          <w:sz w:val="28"/>
+          <w:szCs w:val="28"/>
+          <w:lang w:val="en-US"/>
+        </w:rPr>
+        <w:t>r</w:t>
+      </w:r>
+      <w:r>
+        <w:rPr>
+          <w:rFonts w:ascii="Cascadia Code" w:hAnsi="Cascadia Code" w:cs="Cascadia Code"/>
+          <w:sz w:val="28"/>
+          <w:szCs w:val="28"/>
+        </w:rPr>
+        <w:t xml:space="preserve"> /</w:t>
+      </w:r>
+      <w:r>
+        <w:rPr>
+          <w:rFonts w:ascii="Cascadia Code" w:hAnsi="Cascadia Code" w:cs="Cascadia Code"/>
+          <w:sz w:val="28"/>
+          <w:szCs w:val="28"/>
+          <w:lang w:val="en-US"/>
+        </w:rPr>
+        <w:t>home</w:t>
+      </w:r>
+      <w:r>
+        <w:rPr>
+          <w:rFonts w:ascii="Cascadia Code" w:hAnsi="Cascadia Code" w:cs="Cascadia Code"/>
+          <w:sz w:val="28"/>
+          <w:szCs w:val="28"/>
+        </w:rPr>
+        <w:t>/</w:t>
+      </w:r>
+      <w:r>
+        <w:rPr>
+          <w:rFonts w:ascii="Cascadia Code" w:hAnsi="Cascadia Code" w:cs="Cascadia Code"/>
+          <w:sz w:val="28"/>
+          <w:szCs w:val="28"/>
+          <w:lang w:val="en-US"/>
+        </w:rPr>
+        <w:t>ALT</w:t>
+      </w:r>
+      <w:r>
+        <w:rPr>
+          <w:rFonts w:ascii="Cascadia Code" w:hAnsi="Cascadia Code" w:cs="Cascadia Code"/>
+          <w:sz w:val="28"/>
+          <w:szCs w:val="28"/>
+        </w:rPr>
+        <w:t>.</w:t>
+      </w:r>
+      <w:r>
+        <w:rPr>
+          <w:rFonts w:ascii="Cascadia Code" w:hAnsi="Cascadia Code" w:cs="Cascadia Code"/>
+          <w:sz w:val="28"/>
+          <w:szCs w:val="28"/>
+          <w:lang w:val="en-US"/>
+        </w:rPr>
+        <w:t>SGU</w:t>
+      </w:r>
+      <w:r>
+        <w:rPr>
+          <w:rFonts w:ascii="Cascadia Code" w:hAnsi="Cascadia Code" w:cs="Cascadia Code"/>
+          <w:sz w:val="28"/>
+          <w:szCs w:val="28"/>
+        </w:rPr>
+        <w:t>.</w:t>
+      </w:r>
+      <w:r>
+        <w:rPr>
+          <w:rFonts w:ascii="Cascadia Code" w:hAnsi="Cascadia Code" w:cs="Cascadia Code"/>
+          <w:sz w:val="28"/>
+          <w:szCs w:val="28"/>
+          <w:lang w:val="en-US"/>
+        </w:rPr>
+        <w:t>RU</w:t>
+      </w:r>
+      <w:r>
+        <w:rPr>
+          <w:rFonts w:ascii="Cascadia Code" w:hAnsi="Cascadia Code" w:cs="Cascadia Code"/>
+          <w:sz w:val="28"/>
+          <w:szCs w:val="28"/>
+        </w:rPr>
+        <w:t>/</w:t>
+      </w:r>
+      <w:r>
+        <w:rPr>
+          <w:rFonts w:ascii="Cascadia Code" w:hAnsi="Cascadia Code" w:cs="Cascadia Code"/>
+          <w:sz w:val="28"/>
+          <w:szCs w:val="28"/>
+          <w:lang w:val="en-US"/>
+        </w:rPr>
+        <w:t>chesakovme</w:t>
+      </w:r>
+      <w:r>
+        <w:rPr>
+          <w:rFonts w:ascii="Cascadia Code" w:hAnsi="Cascadia Code" w:cs="Cascadia Code"/>
+          <w:sz w:val="28"/>
+          <w:szCs w:val="28"/>
+        </w:rPr>
+        <w:t>/</w:t>
+      </w:r>
+      <w:r>
+        <w:rPr>
+          <w:rFonts w:ascii="Cascadia Code" w:hAnsi="Cascadia Code" w:cs="Cascadia Code"/>
+          <w:sz w:val="28"/>
+          <w:szCs w:val="28"/>
+          <w:lang w:val="en-US"/>
+        </w:rPr>
+        <w:t>extlinux</w:t>
+      </w:r>
+      <w:r>
+        <w:rPr>
+          <w:rFonts w:ascii="Cascadia Code" w:hAnsi="Cascadia Code" w:cs="Cascadia Code"/>
+          <w:sz w:val="28"/>
+          <w:szCs w:val="28"/>
+        </w:rPr>
+        <w:t xml:space="preserve"> /</w:t>
+      </w:r>
+      <w:r>
+        <w:rPr>
+          <w:rFonts w:ascii="Cascadia Code" w:hAnsi="Cascadia Code" w:cs="Cascadia Code"/>
+          <w:sz w:val="28"/>
+          <w:szCs w:val="28"/>
+          <w:lang w:val="en-US"/>
+        </w:rPr>
+        <w:t>run</w:t>
+      </w:r>
+      <w:r>
+        <w:rPr>
+          <w:rFonts w:ascii="Cascadia Code" w:hAnsi="Cascadia Code" w:cs="Cascadia Code"/>
+          <w:sz w:val="28"/>
+          <w:szCs w:val="28"/>
+        </w:rPr>
+        <w:t>/</w:t>
+      </w:r>
+      <w:r>
+        <w:rPr>
+          <w:rFonts w:ascii="Cascadia Code" w:hAnsi="Cascadia Code" w:cs="Cascadia Code"/>
+          <w:sz w:val="28"/>
+          <w:szCs w:val="28"/>
+          <w:lang w:val="en-US"/>
+        </w:rPr>
+        <w:t>media</w:t>
+      </w:r>
+      <w:r>
+        <w:rPr>
+          <w:rFonts w:ascii="Cascadia Code" w:hAnsi="Cascadia Code" w:cs="Cascadia Code"/>
+          <w:sz w:val="28"/>
+          <w:szCs w:val="28"/>
+        </w:rPr>
+        <w:t>/</w:t>
+      </w:r>
+      <w:r>
+        <w:rPr>
+          <w:rFonts w:ascii="Cascadia Code" w:hAnsi="Cascadia Code" w:cs="Cascadia Code"/>
+          <w:sz w:val="28"/>
+          <w:szCs w:val="28"/>
+          <w:lang w:val="en-US"/>
+        </w:rPr>
+        <w:t>chesakovme</w:t>
+      </w:r>
+      <w:r>
+        <w:rPr>
+          <w:rFonts w:ascii="Cascadia Code" w:hAnsi="Cascadia Code" w:cs="Cascadia Code"/>
+          <w:sz w:val="28"/>
+          <w:szCs w:val="28"/>
+        </w:rPr>
+        <w:t>/</w:t>
+      </w:r>
+      <w:r>
+        <w:rPr>
+          <w:rFonts w:ascii="Cascadia Code" w:hAnsi="Cascadia Code" w:cs="Cascadia Code"/>
+          <w:sz w:val="28"/>
+          <w:szCs w:val="28"/>
+          <w:lang w:val="en-US"/>
+        </w:rPr>
+        <w:t>BOOT</w:t>
+      </w:r>
+      <w:r>
+        <w:rPr>
+          <w:rFonts w:ascii="Times New Roman" w:hAnsi="Times New Roman" w:cs="Times New Roman"/>
+          <w:sz w:val="28"/>
+          <w:szCs w:val="28"/>
+        </w:rPr>
+        <w:t xml:space="preserve">, </w:t>
+      </w:r>
+      <w:r>
+        <w:rPr>
+          <w:rFonts w:ascii="Times New Roman" w:hAnsi="Times New Roman" w:cs="Times New Roman"/>
+          <w:sz w:val="28"/>
+          <w:szCs w:val="28"/>
+        </w:rPr>
+        <w:t>распаковано</w:t>
+      </w:r>
+      <w:r>
+        <w:rPr>
+          <w:rFonts w:ascii="Times New Roman" w:hAnsi="Times New Roman" w:cs="Times New Roman"/>
+          <w:sz w:val="28"/>
+          <w:szCs w:val="28"/>
+        </w:rPr>
+        <w:t xml:space="preserve"> </w:t>
+      </w:r>
+      <w:r>
+        <w:rPr>
+          <w:rFonts w:ascii="Times New Roman" w:hAnsi="Times New Roman" w:cs="Times New Roman"/>
+          <w:sz w:val="28"/>
+          <w:szCs w:val="28"/>
+        </w:rPr>
+        <w:t>содержимое</w:t>
+      </w:r>
+      <w:r>
+        <w:rPr>
+          <w:rFonts w:ascii="Times New Roman" w:hAnsi="Times New Roman" w:cs="Times New Roman"/>
+          <w:sz w:val="28"/>
+          <w:szCs w:val="28"/>
+        </w:rPr>
+        <w:t xml:space="preserve"> </w:t>
+      </w:r>
+      <w:r>
+        <w:rPr>
+          <w:rFonts w:ascii="Times New Roman" w:hAnsi="Times New Roman" w:cs="Times New Roman"/>
+          <w:sz w:val="28"/>
+          <w:szCs w:val="28"/>
+        </w:rPr>
+        <w:t>архива</w:t>
+      </w:r>
+      <w:r>
+        <w:rPr>
+          <w:rFonts w:ascii="Times New Roman" w:hAnsi="Times New Roman" w:cs="Times New Roman"/>
+          <w:sz w:val="28"/>
+          <w:szCs w:val="28"/>
+        </w:rPr>
+        <w:t xml:space="preserve"> </w:t>
+      </w:r>
+      <w:r>
+        <w:rPr>
+          <w:rFonts w:ascii="Times New Roman" w:hAnsi="Times New Roman" w:cs="Times New Roman"/>
+          <w:sz w:val="28"/>
+          <w:szCs w:val="28"/>
+        </w:rPr>
+        <w:t>с</w:t>
+      </w:r>
+      <w:r>
+        <w:rPr>
+          <w:rFonts w:ascii="Times New Roman" w:hAnsi="Times New Roman" w:cs="Times New Roman"/>
+          <w:sz w:val="28"/>
+          <w:szCs w:val="28"/>
+        </w:rPr>
+        <w:t xml:space="preserve"> </w:t>
+      </w:r>
+      <w:r>
+        <w:rPr>
+          <w:rFonts w:ascii="Times New Roman" w:hAnsi="Times New Roman" w:cs="Times New Roman"/>
+          <w:sz w:val="28"/>
+          <w:szCs w:val="28"/>
+          <w:lang w:val="en-US"/>
+        </w:rPr>
+        <w:t>rootfs</w:t>
+      </w:r>
+      <w:r>
+        <w:rPr>
+          <w:rFonts w:ascii="Times New Roman" w:hAnsi="Times New Roman" w:cs="Times New Roman"/>
+          <w:sz w:val="28"/>
+          <w:szCs w:val="28"/>
+        </w:rPr>
+        <w:t xml:space="preserve"> </w:t>
+      </w:r>
+      <w:r>
+        <w:rPr>
+          <w:rFonts w:ascii="Cascadia Code" w:hAnsi="Cascadia Code" w:cs="Cascadia Code"/>
+          <w:sz w:val="28"/>
+          <w:szCs w:val="28"/>
+          <w:lang w:val="en-US"/>
+        </w:rPr>
+        <w:t>tar</w:t>
+      </w:r>
+      <w:r>
+        <w:rPr>
+          <w:rFonts w:ascii="Cascadia Code" w:hAnsi="Cascadia Code" w:cs="Cascadia Code"/>
+          <w:sz w:val="28"/>
+          <w:szCs w:val="28"/>
+        </w:rPr>
+        <w:t xml:space="preserve"> -</w:t>
+      </w:r>
+      <w:r>
+        <w:rPr>
+          <w:rFonts w:ascii="Cascadia Code" w:hAnsi="Cascadia Code" w:cs="Cascadia Code"/>
+          <w:sz w:val="28"/>
+          <w:szCs w:val="28"/>
+          <w:lang w:val="en-US"/>
+        </w:rPr>
+        <w:t>xJpf</w:t>
+      </w:r>
+      <w:r>
+        <w:rPr>
+          <w:rFonts w:ascii="Cascadia Code" w:hAnsi="Cascadia Code" w:cs="Cascadia Code"/>
+          <w:sz w:val="28"/>
+          <w:szCs w:val="28"/>
+        </w:rPr>
+        <w:t xml:space="preserve"> /</w:t>
+      </w:r>
+      <w:r>
+        <w:rPr>
+          <w:rFonts w:ascii="Cascadia Code" w:hAnsi="Cascadia Code" w:cs="Cascadia Code"/>
+          <w:sz w:val="28"/>
+          <w:szCs w:val="28"/>
+        </w:rPr>
+        <w:t xml:space="preserve"> </w:t>
+      </w:r>
+      <w:r>
+        <w:rPr>
+          <w:rFonts w:ascii="Cascadia Code" w:hAnsi="Cascadia Code" w:cs="Cascadia Code"/>
+          <w:sz w:val="28"/>
+          <w:szCs w:val="28"/>
+          <w:lang w:val="en-US"/>
+        </w:rPr>
+        <w:t>home</w:t>
+      </w:r>
+      <w:r>
+        <w:rPr>
+          <w:rFonts w:ascii="Cascadia Code" w:hAnsi="Cascadia Code" w:cs="Cascadia Code"/>
+          <w:sz w:val="28"/>
+          <w:szCs w:val="28"/>
+        </w:rPr>
+        <w:t>/</w:t>
+      </w:r>
+      <w:r>
+        <w:rPr>
+          <w:rFonts w:ascii="Cascadia Code" w:hAnsi="Cascadia Code" w:cs="Cascadia Code"/>
+          <w:sz w:val="28"/>
+          <w:szCs w:val="28"/>
+          <w:lang w:val="en-US"/>
+        </w:rPr>
+        <w:t>ALT</w:t>
+      </w:r>
+      <w:r>
+        <w:rPr>
+          <w:rFonts w:ascii="Cascadia Code" w:hAnsi="Cascadia Code" w:cs="Cascadia Code"/>
+          <w:sz w:val="28"/>
+          <w:szCs w:val="28"/>
+        </w:rPr>
+        <w:t>.</w:t>
+      </w:r>
+      <w:r>
+        <w:rPr>
+          <w:rFonts w:ascii="Cascadia Code" w:hAnsi="Cascadia Code" w:cs="Cascadia Code"/>
+          <w:sz w:val="28"/>
+          <w:szCs w:val="28"/>
+          <w:lang w:val="en-US"/>
+        </w:rPr>
+        <w:t>SGU</w:t>
+      </w:r>
+      <w:r>
+        <w:rPr>
+          <w:rFonts w:ascii="Cascadia Code" w:hAnsi="Cascadia Code" w:cs="Cascadia Code"/>
+          <w:sz w:val="28"/>
+          <w:szCs w:val="28"/>
+        </w:rPr>
+        <w:t>.</w:t>
+      </w:r>
+      <w:r>
+        <w:rPr>
+          <w:rFonts w:ascii="Cascadia Code" w:hAnsi="Cascadia Code" w:cs="Cascadia Code"/>
+          <w:sz w:val="28"/>
+          <w:szCs w:val="28"/>
+          <w:lang w:val="en-US"/>
+        </w:rPr>
+        <w:t>RU</w:t>
+      </w:r>
+      <w:r>
+        <w:rPr>
+          <w:rFonts w:ascii="Cascadia Code" w:hAnsi="Cascadia Code" w:cs="Cascadia Code"/>
+          <w:sz w:val="28"/>
+          <w:szCs w:val="28"/>
+        </w:rPr>
+        <w:t>/</w:t>
+      </w:r>
+      <w:r>
+        <w:rPr>
+          <w:rFonts w:ascii="Cascadia Code" w:hAnsi="Cascadia Code" w:cs="Cascadia Code"/>
+          <w:sz w:val="28"/>
+          <w:szCs w:val="28"/>
+          <w:lang w:val="en-US"/>
+        </w:rPr>
+        <w:t>chesakovme</w:t>
+      </w:r>
+      <w:r>
+        <w:rPr>
+          <w:rFonts w:ascii="Cascadia Code" w:hAnsi="Cascadia Code" w:cs="Cascadia Code"/>
+          <w:sz w:val="28"/>
+          <w:szCs w:val="28"/>
+        </w:rPr>
+        <w:t>/</w:t>
+      </w:r>
+      <w:r>
+        <w:rPr>
+          <w:rFonts w:ascii="Cascadia Code" w:hAnsi="Cascadia Code" w:cs="Cascadia Code"/>
+          <w:sz w:val="28"/>
+          <w:szCs w:val="28"/>
+          <w:lang w:val="en-US"/>
+        </w:rPr>
+        <w:t>regular</w:t>
+      </w:r>
+      <w:r>
+        <w:rPr>
+          <w:rFonts w:ascii="Cascadia Code" w:hAnsi="Cascadia Code" w:cs="Cascadia Code"/>
+          <w:sz w:val="28"/>
+          <w:szCs w:val="28"/>
+        </w:rPr>
+        <w:t>-</w:t>
+      </w:r>
+      <w:r>
+        <w:rPr>
+          <w:rFonts w:ascii="Cascadia Code" w:hAnsi="Cascadia Code" w:cs="Cascadia Code"/>
+          <w:sz w:val="28"/>
+          <w:szCs w:val="28"/>
+          <w:lang w:val="en-US"/>
+        </w:rPr>
+        <w:t>xfce</w:t>
+      </w:r>
+      <w:r>
+        <w:rPr>
+          <w:rFonts w:ascii="Cascadia Code" w:hAnsi="Cascadia Code" w:cs="Cascadia Code"/>
+          <w:sz w:val="28"/>
+          <w:szCs w:val="28"/>
+        </w:rPr>
+        <w:t>-</w:t>
+      </w:r>
+      <w:r>
+        <w:rPr>
+          <w:rFonts w:ascii="Cascadia Code" w:hAnsi="Cascadia Code" w:cs="Cascadia Code"/>
+          <w:sz w:val="28"/>
+          <w:szCs w:val="28"/>
+          <w:lang w:val="en-US"/>
+        </w:rPr>
+        <w:t>latest</w:t>
+      </w:r>
+      <w:r>
+        <w:rPr>
+          <w:rFonts w:ascii="Cascadia Code" w:hAnsi="Cascadia Code" w:cs="Cascadia Code"/>
+          <w:sz w:val="28"/>
+          <w:szCs w:val="28"/>
+        </w:rPr>
+        <w:t>-</w:t>
+      </w:r>
+      <w:r>
+        <w:rPr>
+          <w:rFonts w:ascii="Cascadia Code" w:hAnsi="Cascadia Code" w:cs="Cascadia Code"/>
+          <w:sz w:val="28"/>
+          <w:szCs w:val="28"/>
+          <w:lang w:val="en-US"/>
+        </w:rPr>
+        <w:t>riscv</w:t>
+      </w:r>
+      <w:r>
+        <w:rPr>
+          <w:rFonts w:ascii="Cascadia Code" w:hAnsi="Cascadia Code" w:cs="Cascadia Code"/>
+          <w:sz w:val="28"/>
+          <w:szCs w:val="28"/>
+        </w:rPr>
+        <w:t>64.</w:t>
+      </w:r>
+      <w:r>
+        <w:rPr>
+          <w:rFonts w:ascii="Cascadia Code" w:hAnsi="Cascadia Code" w:cs="Cascadia Code"/>
+          <w:sz w:val="28"/>
+          <w:szCs w:val="28"/>
+          <w:lang w:val="en-US"/>
+        </w:rPr>
+        <w:t>tar</w:t>
+      </w:r>
+      <w:r>
+        <w:rPr>
+          <w:rFonts w:ascii="Cascadia Code" w:hAnsi="Cascadia Code" w:cs="Cascadia Code"/>
+          <w:sz w:val="28"/>
+          <w:szCs w:val="28"/>
+        </w:rPr>
+        <w:t>.</w:t>
+      </w:r>
+      <w:r>
+        <w:rPr>
+          <w:rFonts w:ascii="Cascadia Code" w:hAnsi="Cascadia Code" w:cs="Cascadia Code"/>
+          <w:sz w:val="28"/>
+          <w:szCs w:val="28"/>
+          <w:lang w:val="en-US"/>
+        </w:rPr>
+        <w:t>xz</w:t>
+      </w:r>
+      <w:r>
+        <w:rPr>
+          <w:rFonts w:ascii="Cascadia Code" w:hAnsi="Cascadia Code" w:cs="Cascadia Code"/>
+          <w:sz w:val="28"/>
+          <w:szCs w:val="28"/>
+        </w:rPr>
+        <w:t xml:space="preserve"> -</w:t>
+      </w:r>
+      <w:r>
+        <w:rPr>
+          <w:rFonts w:ascii="Cascadia Code" w:hAnsi="Cascadia Code" w:cs="Cascadia Code"/>
+          <w:sz w:val="28"/>
+          <w:szCs w:val="28"/>
+          <w:lang w:val="en-US"/>
+        </w:rPr>
+        <w:t>C</w:t>
+      </w:r>
+      <w:r>
+        <w:rPr>
+          <w:rFonts w:ascii="Cascadia Code" w:hAnsi="Cascadia Code" w:cs="Cascadia Code"/>
+          <w:sz w:val="28"/>
+          <w:szCs w:val="28"/>
+        </w:rPr>
+        <w:t xml:space="preserve"> /</w:t>
+      </w:r>
+      <w:r>
+        <w:rPr>
+          <w:rFonts w:ascii="Cascadia Code" w:hAnsi="Cascadia Code" w:cs="Cascadia Code"/>
+          <w:sz w:val="28"/>
+          <w:szCs w:val="28"/>
+          <w:lang w:val="en-US"/>
+        </w:rPr>
+        <w:t>run</w:t>
+      </w:r>
+      <w:r>
+        <w:rPr>
+          <w:rFonts w:ascii="Cascadia Code" w:hAnsi="Cascadia Code" w:cs="Cascadia Code"/>
+          <w:sz w:val="28"/>
+          <w:szCs w:val="28"/>
+        </w:rPr>
+        <w:t>/</w:t>
+      </w:r>
+      <w:r>
+        <w:rPr>
+          <w:rFonts w:ascii="Cascadia Code" w:hAnsi="Cascadia Code" w:cs="Cascadia Code"/>
+          <w:sz w:val="28"/>
+          <w:szCs w:val="28"/>
+          <w:lang w:val="en-US"/>
+        </w:rPr>
+        <w:t>media</w:t>
+      </w:r>
+      <w:r>
+        <w:rPr>
+          <w:rFonts w:ascii="Cascadia Code" w:hAnsi="Cascadia Code" w:cs="Cascadia Code"/>
+          <w:sz w:val="28"/>
+          <w:szCs w:val="28"/>
+        </w:rPr>
+        <w:t>/</w:t>
+      </w:r>
+      <w:r>
+        <w:rPr>
+          <w:rFonts w:ascii="Cascadia Code" w:hAnsi="Cascadia Code" w:cs="Cascadia Code"/>
+          <w:sz w:val="28"/>
+          <w:szCs w:val="28"/>
+          <w:lang w:val="en-US"/>
+        </w:rPr>
+        <w:t>chesakovme</w:t>
+      </w:r>
+      <w:r>
+        <w:rPr>
+          <w:rFonts w:ascii="Cascadia Code" w:hAnsi="Cascadia Code" w:cs="Cascadia Code"/>
+          <w:sz w:val="28"/>
+          <w:szCs w:val="28"/>
+        </w:rPr>
+        <w:t>/</w:t>
+      </w:r>
+      <w:r>
+        <w:rPr>
+          <w:rFonts w:ascii="Cascadia Code" w:hAnsi="Cascadia Code" w:cs="Cascadia Code"/>
+          <w:sz w:val="28"/>
+          <w:szCs w:val="28"/>
+          <w:lang w:val="en-US"/>
+        </w:rPr>
+        <w:t>ROOTFS</w:t>
+      </w:r>
+      <w:r>
+        <w:rPr>
+          <w:rFonts w:ascii="Cascadia Code" w:hAnsi="Cascadia Code" w:cs="Cascadia Code"/>
+          <w:sz w:val="28"/>
+          <w:szCs w:val="28"/>
+        </w:rPr>
+        <w:t>/</w:t>
+      </w:r>
+      <w:r>
+        <w:rPr>
+          <w:rFonts w:ascii="Times New Roman" w:hAnsi="Times New Roman" w:cs="Times New Roman"/>
+          <w:sz w:val="28"/>
+          <w:szCs w:val="28"/>
+        </w:rPr>
+        <w:t>.</w:t>
+      </w:r>
+      <w:r>
+        <w:rPr>
+          <w:rFonts w:ascii="Times New Roman" w:hAnsi="Times New Roman" w:cs="Times New Roman"/>
+          <w:sz w:val="28"/>
+          <w:szCs w:val="28"/>
+        </w:rPr>
+        <w:t xml:space="preserve"> </w:t>
+      </w:r>
+    </w:p>
+    <w:p>
+      <w:pPr>
+        <w:pStyle w:val="af0"/>
+        <w:widowControl/>
+        <w:suppressAutoHyphens w:val="0"/>
+        <w:spacing w:before="100" w:beforeAutospacing="1" w:after="100" w:afterAutospacing="1"/>
+        <w:rPr>
+          <w:rFonts w:ascii="Times New Roman" w:eastAsia="Times New Roman" w:hAnsi="Times New Roman" w:cs="Times New Roman"/>
+          <w:kern w:val="0"/>
+          <w:lang w:eastAsia="ru-RU" w:bidi="ar-SA"/>
+        </w:rPr>
+      </w:pPr>
+      <w:r>
+        <w:rPr>
+          <w:noProof/>
+          <w:lang w:eastAsia="ru-RU" w:bidi="ar-SA"/>
+        </w:rPr>
+        <w:drawing>
+          <wp:inline distT="0" distB="0" distL="0" distR="0" wp14:anchorId="0B218622" wp14:editId="6D3198CE">
+            <wp:extent cx="6851015" cy="1648693"/>
+            <wp:effectExtent l="0" t="0" r="6985" b="8890"/>
+            <wp:docPr id="1542368046" name="Рисунок 18"/>
+            <wp:cNvGraphicFramePr>
+              <a:graphicFrameLocks xmlns:a="http://schemas.openxmlformats.org/drawingml/2006/main" noChangeAspect="1"/>
+            </wp:cNvGraphicFramePr>
+            <a:graphic xmlns:a="http://schemas.openxmlformats.org/drawingml/2006/main">
+              <a:graphicData uri="http://schemas.openxmlformats.org/drawingml/2006/picture">
+                <pic:pic xmlns:pic="http://schemas.openxmlformats.org/drawingml/2006/picture">
+                  <pic:nvPicPr>
+                    <pic:cNvPr id="0" name="Picture 65"/>
+                    <pic:cNvPicPr>
+                      <a:picLocks noChangeAspect="1" noChangeArrowheads="1"/>
+                    </pic:cNvPicPr>
+                  </pic:nvPicPr>
+                  <pic:blipFill>
+                    <a:blip r:embed="rId13">
+                      <a:extLst>
+                        <a:ext uri="{28A0092B-C50C-407E-A947-70E740481C1C}">
+                          <a14:useLocalDpi xmlns:a14="http://schemas.microsoft.com/office/drawing/2010/main" val="0"/>
+                        </a:ext>
+                      </a:extLst>
+                    </a:blip>
+                    <a:srcRect/>
+                    <a:stretch>
+                      <a:fillRect/>
+                    </a:stretch>
+                  </pic:blipFill>
+                  <pic:spPr bwMode="auto">
+                    <a:xfrm>
+                      <a:off x="0" y="0"/>
+                      <a:ext cx="6868981" cy="1653017"/>
+                    </a:xfrm>
+                    <a:prstGeom prst="rect">
+                      <a:avLst/>
+                    </a:prstGeom>
+                    <a:noFill/>
+                    <a:ln>
+                      <a:noFill/>
+                    </a:ln>
+                  </pic:spPr>
+                </pic:pic>
+              </a:graphicData>
+            </a:graphic>
+          </wp:inline>
+        </w:drawing>
+      </w:r>
+    </w:p>
+    <w:p>
+      <w:pPr>
+        <w:pStyle w:val="af0"/>
+        <w:ind w:right="424"/>
+        <w:rPr>
+          <w:rFonts w:ascii="Times New Roman" w:hAnsi="Times New Roman" w:cs="Times New Roman"/>
+          <w:sz w:val="28"/>
+          <w:szCs w:val="28"/>
+        </w:rPr>
+      </w:pPr>
+      <w:r>
+        <w:rPr>
+          <w:rFonts w:ascii="Times New Roman" w:hAnsi="Times New Roman" w:cs="Times New Roman"/>
+          <w:sz w:val="28"/>
+          <w:szCs w:val="28"/>
+        </w:rPr>
+        <w:t>Карта готова для запуска ОС.</w:t>
+      </w:r>
+    </w:p>
+    <w:p>
+      <w:pPr>
+        <w:pStyle w:val="af0"/>
+        <w:numPr>
+          <w:ilvl w:val="0"/>
+          <w:numId w:val="5"/>
+        </w:numPr>
+        <w:ind w:right="424"/>
+        <w:rPr>
           <w:rFonts w:ascii="Times New Roman" w:hAnsi="Times New Roman" w:cs="Times New Roman"/>
           <w:sz w:val="28"/>
           <w:szCs w:val="28"/>
@@ -1563,6 +3825,228 @@
         </w:rPr>
         <w:t>Карта вставлена в одноплатник. Линукс загрузился!</w:t>
       </w:r>
+    </w:p>
+    <w:p>
+      <w:pPr>
+        <w:pStyle w:val="af0"/>
+        <w:widowControl/>
+        <w:suppressAutoHyphens w:val="0"/>
+        <w:spacing w:before="100" w:beforeAutospacing="1" w:after="100" w:afterAutospacing="1"/>
+        <w:rPr>
+          <w:rFonts w:ascii="Times New Roman" w:eastAsia="Times New Roman" w:hAnsi="Times New Roman" w:cs="Times New Roman"/>
+          <w:kern w:val="0"/>
+          <w:lang w:val="en-US" w:eastAsia="ru-RU" w:bidi="ar-SA"/>
+        </w:rPr>
+      </w:pPr>
+      <w:r>
+        <w:rPr>
+          <w:noProof/>
+          <w:lang w:eastAsia="ru-RU" w:bidi="ar-SA"/>
+        </w:rPr>
+        <w:lastRenderedPageBreak/>
+        <w:drawing>
+          <wp:inline distT="0" distB="0" distL="0" distR="0" wp14:anchorId="401046CA" wp14:editId="7152B1BC">
+            <wp:extent cx="6736715" cy="1891480"/>
+            <wp:effectExtent l="0" t="0" r="6985" b="0"/>
+            <wp:docPr id="1633244884" name="Рисунок 19"/>
+            <wp:cNvGraphicFramePr>
+              <a:graphicFrameLocks xmlns:a="http://schemas.openxmlformats.org/drawingml/2006/main" noChangeAspect="1"/>
+            </wp:cNvGraphicFramePr>
+            <a:graphic xmlns:a="http://schemas.openxmlformats.org/drawingml/2006/main">
+              <a:graphicData uri="http://schemas.openxmlformats.org/drawingml/2006/picture">
+                <pic:pic xmlns:pic="http://schemas.openxmlformats.org/drawingml/2006/picture">
+                  <pic:nvPicPr>
+                    <pic:cNvPr id="0" name="Picture 67"/>
+                    <pic:cNvPicPr>
+                      <a:picLocks noChangeAspect="1" noChangeArrowheads="1"/>
+                    </pic:cNvPicPr>
+                  </pic:nvPicPr>
+                  <pic:blipFill>
+                    <a:blip r:embed="rId14">
+                      <a:extLst>
+                        <a:ext uri="{28A0092B-C50C-407E-A947-70E740481C1C}">
+                          <a14:useLocalDpi xmlns:a14="http://schemas.microsoft.com/office/drawing/2010/main" val="0"/>
+                        </a:ext>
+                      </a:extLst>
+                    </a:blip>
+                    <a:srcRect/>
+                    <a:stretch>
+                      <a:fillRect/>
+                    </a:stretch>
+                  </pic:blipFill>
+                  <pic:spPr bwMode="auto">
+                    <a:xfrm>
+                      <a:off x="0" y="0"/>
+                      <a:ext cx="6756636" cy="1897073"/>
+                    </a:xfrm>
+                    <a:prstGeom prst="rect">
+                      <a:avLst/>
+                    </a:prstGeom>
+                    <a:noFill/>
+                    <a:ln>
+                      <a:noFill/>
+                    </a:ln>
+                  </pic:spPr>
+                </pic:pic>
+              </a:graphicData>
+            </a:graphic>
+          </wp:inline>
+        </w:drawing>
+      </w:r>
+    </w:p>
+    <w:p>
+      <w:pPr>
+        <w:pStyle w:val="af0"/>
+        <w:rPr>
+          <w:rFonts w:ascii="Times New Roman" w:eastAsia="Times New Roman" w:hAnsi="Times New Roman" w:cs="Times New Roman"/>
+          <w:kern w:val="0"/>
+          <w:lang w:eastAsia="ru-RU" w:bidi="ar-SA"/>
+        </w:rPr>
+      </w:pPr>
+      <w:r>
+        <w:rPr>
+          <w:rFonts w:ascii="Times New Roman" w:eastAsia="Times New Roman" w:hAnsi="Times New Roman" w:cs="Times New Roman"/>
+          <w:kern w:val="0"/>
+          <w:lang w:eastAsia="ru-RU" w:bidi="ar-SA"/>
+        </w:rPr>
+        <w:drawing>
+          <wp:inline distT="0" distB="0" distL="0" distR="0" wp14:anchorId="014AADC2" wp14:editId="41A5F5B5">
+            <wp:extent cx="5429250" cy="2628900"/>
+            <wp:effectExtent l="0" t="0" r="0" b="0"/>
+            <wp:docPr id="1502124714" name="Рисунок 21"/>
+            <wp:cNvGraphicFramePr>
+              <a:graphicFrameLocks xmlns:a="http://schemas.openxmlformats.org/drawingml/2006/main" noChangeAspect="1"/>
+            </wp:cNvGraphicFramePr>
+            <a:graphic xmlns:a="http://schemas.openxmlformats.org/drawingml/2006/main">
+              <a:graphicData uri="http://schemas.openxmlformats.org/drawingml/2006/picture">
+                <pic:pic xmlns:pic="http://schemas.openxmlformats.org/drawingml/2006/picture">
+                  <pic:nvPicPr>
+                    <pic:cNvPr id="0" name="Picture 74"/>
+                    <pic:cNvPicPr>
+                      <a:picLocks noChangeAspect="1" noChangeArrowheads="1"/>
+                    </pic:cNvPicPr>
+                  </pic:nvPicPr>
+                  <pic:blipFill>
+                    <a:blip r:embed="rId15">
+                      <a:extLst>
+                        <a:ext uri="{28A0092B-C50C-407E-A947-70E740481C1C}">
+                          <a14:useLocalDpi xmlns:a14="http://schemas.microsoft.com/office/drawing/2010/main" val="0"/>
+                        </a:ext>
+                      </a:extLst>
+                    </a:blip>
+                    <a:srcRect/>
+                    <a:stretch>
+                      <a:fillRect/>
+                    </a:stretch>
+                  </pic:blipFill>
+                  <pic:spPr bwMode="auto">
+                    <a:xfrm>
+                      <a:off x="0" y="0"/>
+                      <a:ext cx="5429250" cy="2628900"/>
+                    </a:xfrm>
+                    <a:prstGeom prst="rect">
+                      <a:avLst/>
+                    </a:prstGeom>
+                    <a:noFill/>
+                    <a:ln>
+                      <a:noFill/>
+                    </a:ln>
+                  </pic:spPr>
+                </pic:pic>
+              </a:graphicData>
+            </a:graphic>
+          </wp:inline>
+        </w:drawing>
+      </w:r>
+    </w:p>
+    <w:p>
+      <w:pPr>
+        <w:pStyle w:val="af0"/>
+        <w:rPr>
+          <w:rFonts w:ascii="Times New Roman" w:eastAsia="Times New Roman" w:hAnsi="Times New Roman" w:cs="Times New Roman"/>
+          <w:kern w:val="0"/>
+          <w:lang w:eastAsia="ru-RU" w:bidi="ar-SA"/>
+        </w:rPr>
+      </w:pPr>
+      <w:r>
+        <w:rPr>
+          <w:rFonts w:ascii="Times New Roman" w:eastAsia="Times New Roman" w:hAnsi="Times New Roman" w:cs="Times New Roman"/>
+          <w:kern w:val="0"/>
+          <w:lang w:eastAsia="ru-RU" w:bidi="ar-SA"/>
+        </w:rPr>
+        <w:drawing>
+          <wp:inline distT="0" distB="0" distL="0" distR="0" wp14:anchorId="6FE9E004" wp14:editId="6F1186AB">
+            <wp:extent cx="6851015" cy="2356274"/>
+            <wp:effectExtent l="0" t="0" r="6985" b="6350"/>
+            <wp:docPr id="1352412192" name="Рисунок 23"/>
+            <wp:cNvGraphicFramePr>
+              <a:graphicFrameLocks xmlns:a="http://schemas.openxmlformats.org/drawingml/2006/main" noChangeAspect="1"/>
+            </wp:cNvGraphicFramePr>
+            <a:graphic xmlns:a="http://schemas.openxmlformats.org/drawingml/2006/main">
+              <a:graphicData uri="http://schemas.openxmlformats.org/drawingml/2006/picture">
+                <pic:pic xmlns:pic="http://schemas.openxmlformats.org/drawingml/2006/picture">
+                  <pic:nvPicPr>
+                    <pic:cNvPr id="0" name="Picture 81"/>
+                    <pic:cNvPicPr>
+                      <a:picLocks noChangeAspect="1" noChangeArrowheads="1"/>
+                    </pic:cNvPicPr>
+                  </pic:nvPicPr>
+                  <pic:blipFill>
+                    <a:blip r:embed="rId16">
+                      <a:extLst>
+                        <a:ext uri="{28A0092B-C50C-407E-A947-70E740481C1C}">
+                          <a14:useLocalDpi xmlns:a14="http://schemas.microsoft.com/office/drawing/2010/main" val="0"/>
+                        </a:ext>
+                      </a:extLst>
+                    </a:blip>
+                    <a:srcRect/>
+                    <a:stretch>
+                      <a:fillRect/>
+                    </a:stretch>
+                  </pic:blipFill>
+                  <pic:spPr bwMode="auto">
+                    <a:xfrm>
+                      <a:off x="0" y="0"/>
+                      <a:ext cx="6865614" cy="2361295"/>
+                    </a:xfrm>
+                    <a:prstGeom prst="rect">
+                      <a:avLst/>
+                    </a:prstGeom>
+                    <a:noFill/>
+                    <a:ln>
+                      <a:noFill/>
+                    </a:ln>
+                  </pic:spPr>
+                </pic:pic>
+              </a:graphicData>
+            </a:graphic>
+          </wp:inline>
+        </w:drawing>
+      </w:r>
+    </w:p>
+    <w:p>
+      <w:pPr>
+        <w:pStyle w:val="af0"/>
+        <w:widowControl/>
+        <w:suppressAutoHyphens w:val="0"/>
+        <w:spacing w:before="100" w:beforeAutospacing="1" w:after="100" w:afterAutospacing="1"/>
+        <w:rPr>
+          <w:rFonts w:ascii="Times New Roman" w:eastAsia="Times New Roman" w:hAnsi="Times New Roman" w:cs="Times New Roman"/>
+          <w:kern w:val="0"/>
+          <w:lang w:val="en-US" w:eastAsia="ru-RU" w:bidi="ar-SA"/>
+        </w:rPr>
+      </w:pPr>
+    </w:p>
+    <w:p>
+      <w:pPr>
+        <w:pStyle w:val="af0"/>
+        <w:ind w:right="424"/>
+        <w:rPr>
+          <w:rFonts w:ascii="Times New Roman" w:hAnsi="Times New Roman" w:cs="Times New Roman"/>
+          <w:sz w:val="28"/>
+          <w:szCs w:val="28"/>
+        </w:rPr>
+      </w:pPr>
     </w:p>
     <w:sectPr>
       <w:pgSz w:w="11906" w:h="16838"/>
